--- a/Análise de Desempenho de Puzzles 4D.docx
+++ b/Análise de Desempenho de Puzzles 4D.docx
@@ -4471,7 +4471,35 @@
           <w:sz w:val="18"/>
           <w:szCs w:val="18"/>
         </w:rPr>
-        <w:t xml:space="preserve"> é possível generalizar cuboides para dimensões superiores, criando hipercuboides, que combinam formatos irregulares com mais de três dimensões. Esta generalização oferece um caminho natural para estudar dificuldades graduais: enquanto um 3×3×3 já apresenta desafios consideráveis para algoritmos de aprendizado por reforço, o 3×3×3×3 é significativamente mais complexo, e hipercuboides de diferentes </w:t>
+        <w:t xml:space="preserve"> é possível generalizar cuboides para dimensões superiores, </w:t>
+      </w:r>
+      <w:r>
+        <w:rPr>
+          <w:sz w:val="18"/>
+          <w:szCs w:val="18"/>
+        </w:rPr>
+        <w:t>como os</w:t>
+      </w:r>
+      <w:r>
+        <w:rPr>
+          <w:sz w:val="18"/>
+          <w:szCs w:val="18"/>
+        </w:rPr>
+        <w:t xml:space="preserve"> hipercuboides, que combinam formatos irregulares com mais de três dimensões. Esta generalização oferece um caminho natural para estudar dificuldades graduais</w:t>
+      </w:r>
+      <w:r>
+        <w:rPr>
+          <w:sz w:val="18"/>
+          <w:szCs w:val="18"/>
+        </w:rPr>
+        <w:t>, pois</w:t>
+      </w:r>
+      <w:r>
+        <w:rPr>
+          <w:sz w:val="18"/>
+          <w:szCs w:val="18"/>
+        </w:rPr>
+        <w:t xml:space="preserve"> enquanto um 3×3×3 já apresenta desafios consideráveis para algoritmos de aprendizado por reforço, o 3×3×3×3 é significativamente mais complexo, e hipercuboides de diferentes </w:t>
       </w:r>
       <w:r>
         <w:rPr>
@@ -5395,6 +5423,15 @@
           <w:szCs w:val="16"/>
         </w:rPr>
         <w:t>Tabela 1</w:t>
+      </w:r>
+      <w:r>
+        <w:rPr>
+          <w:b/>
+          <w:color w:val="002060"/>
+          <w:sz w:val="16"/>
+          <w:szCs w:val="16"/>
+        </w:rPr>
+        <w:t xml:space="preserve"> </w:t>
       </w:r>
       <w:r>
         <w:rPr>
@@ -6958,132 +6995,202 @@
         <w:ind w:firstLineChars="111" w:firstLine="201"/>
         <w:jc w:val="both"/>
         <w:rPr>
+          <w:color w:val="auto"/>
+          <w:sz w:val="18"/>
+          <w:szCs w:val="18"/>
+        </w:rPr>
+      </w:pPr>
+      <w:r>
+        <w:rPr>
           <w:b/>
           <w:color w:val="002060"/>
           <w:sz w:val="18"/>
           <w:szCs w:val="18"/>
         </w:rPr>
-      </w:pPr>
+        <w:t xml:space="preserve"> </w:t>
+      </w:r>
+      <w:r>
+        <w:rPr>
+          <w:color w:val="auto"/>
+          <w:sz w:val="18"/>
+          <w:szCs w:val="18"/>
+        </w:rPr>
+        <w:t xml:space="preserve">Inicialmente, foi testado cada algoritmo de aprendizado por reforço nos puzzles descritos acima. </w:t>
+      </w:r>
+      <w:r>
+        <w:rPr>
+          <w:color w:val="auto"/>
+          <w:sz w:val="18"/>
+          <w:szCs w:val="18"/>
+        </w:rPr>
+        <w:t xml:space="preserve">A tabela a seguir descreve os parâmetros mínimos para os quais cada algoritmo foi capaz de </w:t>
+      </w:r>
+      <w:r>
+        <w:rPr>
+          <w:color w:val="auto"/>
+          <w:sz w:val="18"/>
+          <w:szCs w:val="18"/>
+        </w:rPr>
+        <w:lastRenderedPageBreak/>
+        <w:t>resolver corretamente cada puzzle. Para os algoritmos baseados em Q-learning e V-learning, variou-se o número de episódios de treinamento (100, 1.000, 10.000 e 100.000). Já para o algoritmo NN V-learning, variou-se o número de passos de treinamento</w:t>
+      </w:r>
+      <w:r>
+        <w:rPr>
+          <w:color w:val="auto"/>
+          <w:sz w:val="18"/>
+          <w:szCs w:val="18"/>
+        </w:rPr>
+        <w:t xml:space="preserve"> (</w:t>
+      </w:r>
+      <w:r>
+        <w:rPr>
+          <w:color w:val="auto"/>
+          <w:sz w:val="18"/>
+          <w:szCs w:val="18"/>
+        </w:rPr>
+        <w:t>10.000</w:t>
+      </w:r>
+      <w:r>
+        <w:rPr>
+          <w:color w:val="auto"/>
+          <w:sz w:val="18"/>
+          <w:szCs w:val="18"/>
+        </w:rPr>
+        <w:t>, 100.000, 1.000.000</w:t>
+      </w:r>
+      <w:r>
+        <w:rPr>
+          <w:color w:val="auto"/>
+          <w:sz w:val="18"/>
+          <w:szCs w:val="18"/>
+        </w:rPr>
+        <w:t xml:space="preserve"> e 10.000.000</w:t>
+      </w:r>
+      <w:r>
+        <w:rPr>
+          <w:color w:val="auto"/>
+          <w:sz w:val="18"/>
+          <w:szCs w:val="18"/>
+        </w:rPr>
+        <w:t>)</w:t>
+      </w:r>
+      <w:r>
+        <w:rPr>
+          <w:color w:val="auto"/>
+          <w:sz w:val="18"/>
+          <w:szCs w:val="18"/>
+        </w:rPr>
+        <w:t>.</w:t>
+      </w:r>
+      <w:r>
+        <w:rPr>
+          <w:color w:val="auto"/>
+          <w:sz w:val="18"/>
+          <w:szCs w:val="18"/>
+        </w:rPr>
+        <w:t xml:space="preserve"> </w:t>
+      </w:r>
+      <w:r>
+        <w:rPr>
+          <w:color w:val="auto"/>
+          <w:sz w:val="18"/>
+          <w:szCs w:val="18"/>
+        </w:rPr>
+        <w:t>Caso um algoritmo não tenha conseguido resolver determinado puzzle para nenhum dos valores testados, o respectivo campo na tabela foi deixado em branco.</w:t>
+      </w:r>
     </w:p>
     <w:p>
       <w:pPr>
         <w:pStyle w:val="LO-normal"/>
         <w:spacing w:line="276" w:lineRule="auto"/>
-        <w:ind w:firstLineChars="111" w:firstLine="201"/>
-        <w:jc w:val="both"/>
+        <w:ind w:firstLineChars="111" w:firstLine="200"/>
+        <w:jc w:val="both"/>
+        <w:rPr>
+          <w:color w:val="auto"/>
+          <w:sz w:val="18"/>
+          <w:szCs w:val="18"/>
+        </w:rPr>
+      </w:pPr>
+    </w:p>
+    <w:p>
+      <w:pPr>
+        <w:spacing w:after="0"/>
+        <w:ind w:right="0"/>
+        <w:jc w:val="center"/>
+        <w:rPr>
+          <w:sz w:val="16"/>
+          <w:szCs w:val="16"/>
+          <w:vertAlign w:val="superscript"/>
+        </w:rPr>
+      </w:pPr>
+      <w:r>
         <w:rPr>
           <w:b/>
           <w:color w:val="002060"/>
-          <w:sz w:val="18"/>
-          <w:szCs w:val="18"/>
-        </w:rPr>
-      </w:pPr>
+          <w:sz w:val="16"/>
+          <w:szCs w:val="16"/>
+        </w:rPr>
+        <w:t xml:space="preserve">Tabela </w:t>
+      </w:r>
       <w:r>
         <w:rPr>
           <w:b/>
           <w:color w:val="002060"/>
-          <w:sz w:val="18"/>
-          <w:szCs w:val="18"/>
-        </w:rPr>
-        <w:t>Dica:</w:t>
-      </w:r>
-    </w:p>
-    <w:p>
-      <w:pPr>
-        <w:pStyle w:val="LO-normal"/>
-        <w:spacing w:line="276" w:lineRule="auto"/>
-        <w:jc w:val="both"/>
+          <w:sz w:val="16"/>
+          <w:szCs w:val="16"/>
+        </w:rPr>
+        <w:t>2</w:t>
+      </w:r>
+      <w:r>
         <w:rPr>
           <w:b/>
-          <w:sz w:val="18"/>
-          <w:szCs w:val="18"/>
-        </w:rPr>
-      </w:pPr>
-    </w:p>
-    <w:p>
-      <w:pPr>
-        <w:pStyle w:val="LO-normal"/>
-        <w:numPr>
-          <w:ilvl w:val="0"/>
-          <w:numId w:val="3"/>
-        </w:numPr>
-        <w:tabs>
-          <w:tab w:val="left" w:pos="420"/>
-        </w:tabs>
-        <w:jc w:val="both"/>
-      </w:pPr>
-      <w:r>
-        <w:rPr>
-          <w:sz w:val="18"/>
-          <w:szCs w:val="18"/>
-        </w:rPr>
-        <w:t>utilize uma palavra-chave;</w:t>
-      </w:r>
-    </w:p>
-    <w:p>
-      <w:pPr>
-        <w:pStyle w:val="LO-normal"/>
-        <w:numPr>
-          <w:ilvl w:val="0"/>
-          <w:numId w:val="3"/>
-        </w:numPr>
-        <w:tabs>
-          <w:tab w:val="left" w:pos="420"/>
-        </w:tabs>
-        <w:jc w:val="both"/>
-      </w:pPr>
-      <w:r>
-        <w:rPr>
-          <w:sz w:val="18"/>
-          <w:szCs w:val="18"/>
-        </w:rPr>
-        <w:lastRenderedPageBreak/>
-        <w:t xml:space="preserve">simples, objetivo, atrativo; </w:t>
-      </w:r>
-    </w:p>
-    <w:p>
-      <w:pPr>
-        <w:pStyle w:val="LO-normal"/>
-        <w:numPr>
-          <w:ilvl w:val="0"/>
-          <w:numId w:val="3"/>
-        </w:numPr>
-        <w:tabs>
-          <w:tab w:val="left" w:pos="420"/>
-        </w:tabs>
-        <w:jc w:val="both"/>
-      </w:pPr>
-      <w:r>
-        <w:rPr>
-          <w:sz w:val="18"/>
-          <w:szCs w:val="18"/>
-        </w:rPr>
-        <w:t>exclusivo;</w:t>
-      </w:r>
-    </w:p>
-    <w:p>
-      <w:pPr>
-        <w:pStyle w:val="LO-normal"/>
-        <w:numPr>
-          <w:ilvl w:val="0"/>
-          <w:numId w:val="3"/>
-        </w:numPr>
-        <w:tabs>
-          <w:tab w:val="left" w:pos="420"/>
-        </w:tabs>
-        <w:jc w:val="both"/>
-      </w:pPr>
-      <w:r>
-        <w:rPr>
-          <w:sz w:val="18"/>
-          <w:szCs w:val="18"/>
-        </w:rPr>
-        <w:t xml:space="preserve">nem sempre a tradução literal do título para o inglês corresponde à mensagem que você, o autor, quer transmitir. </w:t>
+          <w:color w:val="002060"/>
+          <w:sz w:val="16"/>
+          <w:szCs w:val="16"/>
+        </w:rPr>
+        <w:t xml:space="preserve"> </w:t>
+      </w:r>
+      <w:r>
+        <w:rPr>
+          <w:color w:val="002060"/>
+          <w:sz w:val="16"/>
+          <w:szCs w:val="16"/>
+        </w:rPr>
+        <w:t>-</w:t>
+      </w:r>
+      <w:r>
+        <w:rPr>
+          <w:color w:val="002060"/>
+          <w:sz w:val="16"/>
+          <w:szCs w:val="16"/>
+        </w:rPr>
+        <w:t xml:space="preserve"> </w:t>
+      </w:r>
+      <w:r>
+        <w:rPr>
+          <w:sz w:val="16"/>
+          <w:szCs w:val="16"/>
+        </w:rPr>
+        <w:t xml:space="preserve">Parâmetros mínimos para resolução bem-sucedida </w:t>
+      </w:r>
+      <w:r>
+        <w:rPr>
+          <w:sz w:val="16"/>
+          <w:szCs w:val="16"/>
+        </w:rPr>
+        <w:t>de cada</w:t>
+      </w:r>
+      <w:r>
+        <w:rPr>
+          <w:sz w:val="16"/>
+          <w:szCs w:val="16"/>
+        </w:rPr>
+        <w:t xml:space="preserve"> puzzle</w:t>
       </w:r>
     </w:p>
     <w:tbl>
       <w:tblPr>
-        <w:tblpPr w:leftFromText="142" w:rightFromText="142" w:vertAnchor="page" w:horzAnchor="margin" w:tblpY="2392"/>
+        <w:tblpPr w:leftFromText="142" w:rightFromText="142" w:vertAnchor="page" w:horzAnchor="margin" w:tblpY="4406"/>
         <w:tblOverlap w:val="never"/>
         <w:tblW w:w="4820" w:type="dxa"/>
         <w:tblBorders>
@@ -7301,14 +7408,7 @@
                 <w:sz w:val="16"/>
                 <w:szCs w:val="16"/>
               </w:rPr>
-              <w:t>1</w:t>
-            </w:r>
-            <w:r>
-              <w:rPr>
-                <w:sz w:val="16"/>
-                <w:szCs w:val="16"/>
-              </w:rPr>
-              <w:t>00</w:t>
+              <w:t>100</w:t>
             </w:r>
           </w:p>
         </w:tc>
@@ -7335,14 +7435,7 @@
                 <w:sz w:val="16"/>
                 <w:szCs w:val="16"/>
               </w:rPr>
-              <w:t>1</w:t>
-            </w:r>
-            <w:r>
-              <w:rPr>
-                <w:sz w:val="16"/>
-                <w:szCs w:val="16"/>
-              </w:rPr>
-              <w:t>00</w:t>
+              <w:t>100</w:t>
             </w:r>
           </w:p>
         </w:tc>
@@ -7366,14 +7459,7 @@
                 <w:sz w:val="16"/>
                 <w:szCs w:val="16"/>
               </w:rPr>
-              <w:t>1</w:t>
-            </w:r>
-            <w:r>
-              <w:rPr>
-                <w:sz w:val="16"/>
-                <w:szCs w:val="16"/>
-              </w:rPr>
-              <w:t>0.000</w:t>
+              <w:t>10.000</w:t>
             </w:r>
           </w:p>
         </w:tc>
@@ -7793,21 +7879,7 @@
                 <w:sz w:val="16"/>
                 <w:szCs w:val="16"/>
               </w:rPr>
-              <w:t>1</w:t>
-            </w:r>
-            <w:r>
-              <w:rPr>
-                <w:sz w:val="16"/>
-                <w:szCs w:val="16"/>
-              </w:rPr>
-              <w:t>.0</w:t>
-            </w:r>
-            <w:r>
-              <w:rPr>
-                <w:sz w:val="16"/>
-                <w:szCs w:val="16"/>
-              </w:rPr>
-              <w:t>00.000</w:t>
+              <w:t>1.000.000</w:t>
             </w:r>
           </w:p>
         </w:tc>
@@ -7860,7 +7932,7 @@
                 <w:sz w:val="16"/>
                 <w:szCs w:val="16"/>
               </w:rPr>
-              <w:t>8</w:t>
+              <w:t>X</w:t>
             </w:r>
           </w:p>
         </w:tc>
@@ -7888,7 +7960,7 @@
                 <w:sz w:val="16"/>
                 <w:szCs w:val="16"/>
               </w:rPr>
-              <w:t>&gt;100.000</w:t>
+              <w:t>X</w:t>
             </w:r>
           </w:p>
         </w:tc>
@@ -7912,7 +7984,7 @@
                 <w:sz w:val="16"/>
                 <w:szCs w:val="16"/>
               </w:rPr>
-              <w:t>8</w:t>
+              <w:t>X</w:t>
             </w:r>
           </w:p>
         </w:tc>
@@ -7965,7 +8037,7 @@
                 <w:sz w:val="16"/>
                 <w:szCs w:val="16"/>
               </w:rPr>
-              <w:t>12</w:t>
+              <w:t>X</w:t>
             </w:r>
           </w:p>
         </w:tc>
@@ -7993,7 +8065,7 @@
                 <w:sz w:val="16"/>
                 <w:szCs w:val="16"/>
               </w:rPr>
-              <w:t>12</w:t>
+              <w:t>X</w:t>
             </w:r>
           </w:p>
         </w:tc>
@@ -8017,7 +8089,7 @@
                 <w:sz w:val="16"/>
                 <w:szCs w:val="16"/>
               </w:rPr>
-              <w:t>12</w:t>
+              <w:t>10.000.000</w:t>
             </w:r>
           </w:p>
         </w:tc>
@@ -8070,7 +8142,7 @@
                 <w:sz w:val="16"/>
                 <w:szCs w:val="16"/>
               </w:rPr>
-              <w:t>18</w:t>
+              <w:t>X</w:t>
             </w:r>
           </w:p>
         </w:tc>
@@ -8098,7 +8170,7 @@
                 <w:sz w:val="16"/>
                 <w:szCs w:val="16"/>
               </w:rPr>
-              <w:t>18</w:t>
+              <w:t>X</w:t>
             </w:r>
           </w:p>
         </w:tc>
@@ -8122,7 +8194,7 @@
                 <w:sz w:val="16"/>
                 <w:szCs w:val="16"/>
               </w:rPr>
-              <w:t>18</w:t>
+              <w:t>X</w:t>
             </w:r>
           </w:p>
         </w:tc>
@@ -8175,7 +8247,7 @@
                 <w:sz w:val="16"/>
                 <w:szCs w:val="16"/>
               </w:rPr>
-              <w:t>27</w:t>
+              <w:t>X</w:t>
             </w:r>
           </w:p>
         </w:tc>
@@ -8203,7 +8275,7 @@
                 <w:sz w:val="16"/>
                 <w:szCs w:val="16"/>
               </w:rPr>
-              <w:t>27</w:t>
+              <w:t>X</w:t>
             </w:r>
           </w:p>
         </w:tc>
@@ -8227,7 +8299,7 @@
                 <w:sz w:val="16"/>
                 <w:szCs w:val="16"/>
               </w:rPr>
-              <w:t>27</w:t>
+              <w:t>X</w:t>
             </w:r>
           </w:p>
         </w:tc>
@@ -8280,7 +8352,7 @@
                 <w:sz w:val="16"/>
                 <w:szCs w:val="16"/>
               </w:rPr>
-              <w:t>16</w:t>
+              <w:t>X</w:t>
             </w:r>
           </w:p>
         </w:tc>
@@ -8308,7 +8380,7 @@
                 <w:sz w:val="16"/>
                 <w:szCs w:val="16"/>
               </w:rPr>
-              <w:t>16</w:t>
+              <w:t>X</w:t>
             </w:r>
           </w:p>
         </w:tc>
@@ -8332,7 +8404,7 @@
                 <w:sz w:val="16"/>
                 <w:szCs w:val="16"/>
               </w:rPr>
-              <w:t>16</w:t>
+              <w:t>X</w:t>
             </w:r>
           </w:p>
         </w:tc>
@@ -8385,7 +8457,7 @@
                 <w:sz w:val="16"/>
                 <w:szCs w:val="16"/>
               </w:rPr>
-              <w:t>24</w:t>
+              <w:t>X</w:t>
             </w:r>
           </w:p>
         </w:tc>
@@ -8413,7 +8485,7 @@
                 <w:sz w:val="16"/>
                 <w:szCs w:val="16"/>
               </w:rPr>
-              <w:t>24</w:t>
+              <w:t>X</w:t>
             </w:r>
           </w:p>
         </w:tc>
@@ -8437,7 +8509,7 @@
                 <w:sz w:val="16"/>
                 <w:szCs w:val="16"/>
               </w:rPr>
-              <w:t>24</w:t>
+              <w:t>X</w:t>
             </w:r>
           </w:p>
         </w:tc>
@@ -8490,7 +8562,7 @@
                 <w:sz w:val="16"/>
                 <w:szCs w:val="16"/>
               </w:rPr>
-              <w:t>36</w:t>
+              <w:t>X</w:t>
             </w:r>
           </w:p>
         </w:tc>
@@ -8518,7 +8590,7 @@
                 <w:sz w:val="16"/>
                 <w:szCs w:val="16"/>
               </w:rPr>
-              <w:t>36</w:t>
+              <w:t>X</w:t>
             </w:r>
           </w:p>
         </w:tc>
@@ -8542,7 +8614,7 @@
                 <w:sz w:val="16"/>
                 <w:szCs w:val="16"/>
               </w:rPr>
-              <w:t>36</w:t>
+              <w:t>X</w:t>
             </w:r>
           </w:p>
         </w:tc>
@@ -8595,7 +8667,7 @@
                 <w:sz w:val="16"/>
                 <w:szCs w:val="16"/>
               </w:rPr>
-              <w:t>54</w:t>
+              <w:t>X</w:t>
             </w:r>
           </w:p>
         </w:tc>
@@ -8623,7 +8695,7 @@
                 <w:sz w:val="16"/>
                 <w:szCs w:val="16"/>
               </w:rPr>
-              <w:t>54</w:t>
+              <w:t>X</w:t>
             </w:r>
           </w:p>
         </w:tc>
@@ -8647,7 +8719,7 @@
                 <w:sz w:val="16"/>
                 <w:szCs w:val="16"/>
               </w:rPr>
-              <w:t>54</w:t>
+              <w:t>X</w:t>
             </w:r>
           </w:p>
         </w:tc>
@@ -8700,7 +8772,7 @@
                 <w:sz w:val="16"/>
                 <w:szCs w:val="16"/>
               </w:rPr>
-              <w:t>80</w:t>
+              <w:t>X</w:t>
             </w:r>
           </w:p>
         </w:tc>
@@ -8727,7 +8799,7 @@
                 <w:sz w:val="16"/>
                 <w:szCs w:val="16"/>
               </w:rPr>
-              <w:t>80</w:t>
+              <w:t>X</w:t>
             </w:r>
           </w:p>
         </w:tc>
@@ -8751,12 +8823,117 @@
                 <w:sz w:val="16"/>
                 <w:szCs w:val="16"/>
               </w:rPr>
-              <w:t>80</w:t>
+              <w:t>X</w:t>
             </w:r>
           </w:p>
         </w:tc>
       </w:tr>
     </w:tbl>
+    <w:p>
+      <w:pPr>
+        <w:pStyle w:val="LO-normal"/>
+        <w:spacing w:line="276" w:lineRule="auto"/>
+        <w:jc w:val="both"/>
+        <w:rPr>
+          <w:b/>
+          <w:color w:val="002060"/>
+          <w:sz w:val="18"/>
+          <w:szCs w:val="18"/>
+        </w:rPr>
+      </w:pPr>
+    </w:p>
+    <w:p>
+      <w:pPr>
+        <w:pStyle w:val="LO-normal"/>
+        <w:spacing w:line="276" w:lineRule="auto"/>
+        <w:jc w:val="both"/>
+        <w:rPr>
+          <w:b/>
+          <w:sz w:val="18"/>
+          <w:szCs w:val="18"/>
+        </w:rPr>
+      </w:pPr>
+    </w:p>
+    <w:p>
+      <w:pPr>
+        <w:pStyle w:val="LO-normal"/>
+        <w:numPr>
+          <w:ilvl w:val="0"/>
+          <w:numId w:val="3"/>
+        </w:numPr>
+        <w:tabs>
+          <w:tab w:val="left" w:pos="420"/>
+        </w:tabs>
+        <w:jc w:val="both"/>
+      </w:pPr>
+      <w:r>
+        <w:rPr>
+          <w:sz w:val="18"/>
+          <w:szCs w:val="18"/>
+        </w:rPr>
+        <w:t>utilize uma palavra-chave;</w:t>
+      </w:r>
+    </w:p>
+    <w:p>
+      <w:pPr>
+        <w:pStyle w:val="LO-normal"/>
+        <w:numPr>
+          <w:ilvl w:val="0"/>
+          <w:numId w:val="3"/>
+        </w:numPr>
+        <w:tabs>
+          <w:tab w:val="left" w:pos="420"/>
+        </w:tabs>
+        <w:jc w:val="both"/>
+      </w:pPr>
+      <w:r>
+        <w:rPr>
+          <w:sz w:val="18"/>
+          <w:szCs w:val="18"/>
+        </w:rPr>
+        <w:t xml:space="preserve">simples, objetivo, atrativo; </w:t>
+      </w:r>
+    </w:p>
+    <w:p>
+      <w:pPr>
+        <w:pStyle w:val="LO-normal"/>
+        <w:numPr>
+          <w:ilvl w:val="0"/>
+          <w:numId w:val="3"/>
+        </w:numPr>
+        <w:tabs>
+          <w:tab w:val="left" w:pos="420"/>
+        </w:tabs>
+        <w:jc w:val="both"/>
+      </w:pPr>
+      <w:r>
+        <w:rPr>
+          <w:sz w:val="18"/>
+          <w:szCs w:val="18"/>
+        </w:rPr>
+        <w:t>exclusivo;</w:t>
+      </w:r>
+    </w:p>
+    <w:p>
+      <w:pPr>
+        <w:pStyle w:val="LO-normal"/>
+        <w:numPr>
+          <w:ilvl w:val="0"/>
+          <w:numId w:val="3"/>
+        </w:numPr>
+        <w:tabs>
+          <w:tab w:val="left" w:pos="420"/>
+        </w:tabs>
+        <w:jc w:val="both"/>
+      </w:pPr>
+      <w:r>
+        <w:rPr>
+          <w:sz w:val="18"/>
+          <w:szCs w:val="18"/>
+        </w:rPr>
+        <w:t xml:space="preserve">nem sempre a tradução literal do título para o inglês corresponde à mensagem que você, o autor, quer transmitir. </w:t>
+      </w:r>
+    </w:p>
     <w:p>
       <w:pPr>
         <w:pStyle w:val="LO-normal"/>
@@ -9442,7 +9619,15 @@
           <w:sz w:val="18"/>
           <w:szCs w:val="18"/>
         </w:rPr>
-        <w:t xml:space="preserve"> ressalta que o desenvolvimento deve seguir uma ordem sequencial progressiva, de modo a dispor de forma lógica o pensamento/desenvolvimento dado pelo autor-pesquisador ao seu trabalho. As divisões realizadas no texto do desenvolvimento são chamadas de seções, que por sua vez pode apresentar subseções.</w:t>
+        <w:t xml:space="preserve"> ressalta que o desenvolvimento deve seguir uma ordem sequencial progressiva, de modo a dispor de forma lógica o pensamento/desenvolvimento dado pelo autor-pesquisador ao seu trabalho. As divisões realizadas no texto do desenvolvimento são chamadas de </w:t>
+      </w:r>
+      <w:r>
+        <w:rPr>
+          <w:sz w:val="18"/>
+          <w:szCs w:val="18"/>
+        </w:rPr>
+        <w:lastRenderedPageBreak/>
+        <w:t>seções, que por sua vez pode apresentar subseções.</w:t>
       </w:r>
     </w:p>
     <w:p>
@@ -9632,15 +9817,7 @@
           <w:sz w:val="18"/>
           <w:szCs w:val="18"/>
         </w:rPr>
-        <w:t xml:space="preserve"> utilizar como destaque </w:t>
-      </w:r>
-      <w:r>
-        <w:rPr>
-          <w:sz w:val="18"/>
-          <w:szCs w:val="18"/>
-        </w:rPr>
-        <w:lastRenderedPageBreak/>
-        <w:t xml:space="preserve">apenas o </w:t>
+        <w:t xml:space="preserve"> utilizar como destaque apenas o </w:t>
       </w:r>
       <w:r>
         <w:rPr>
@@ -9843,7 +10020,14 @@
           <w:sz w:val="18"/>
           <w:szCs w:val="18"/>
         </w:rPr>
-        <w:t xml:space="preserve">Após a identificação da tipologia, deve constar o número de ordem de ocorrência no texto, em algarismo arábico. Esses elementos devem ser inseridos na parte inferior da ilustração e realçados com o uso de </w:t>
+        <w:t xml:space="preserve">Após a identificação da tipologia, deve constar o número de ordem de ocorrência no texto, em </w:t>
+      </w:r>
+      <w:r>
+        <w:rPr>
+          <w:sz w:val="18"/>
+          <w:szCs w:val="18"/>
+        </w:rPr>
+        <w:t xml:space="preserve">algarismo arábico. Esses elementos devem ser inseridos na parte inferior da ilustração e realçados com o uso de </w:t>
       </w:r>
       <w:r>
         <w:rPr>
@@ -10836,7 +11020,16 @@
           <w:sz w:val="18"/>
           <w:szCs w:val="18"/>
         </w:rPr>
-        <w:t>Nos rótulos dos eixos das ilustrações, tabelas ou quadros, para tratar de uma quantidade usar palavras em vez de símbolos como mostra os exemplos 1 e2.</w:t>
+        <w:t xml:space="preserve">Nos rótulos dos eixos das ilustrações, tabelas ou quadros, para tratar de uma quantidade </w:t>
+      </w:r>
+      <w:r>
+        <w:rPr>
+          <w:color w:val="auto"/>
+          <w:sz w:val="18"/>
+          <w:szCs w:val="18"/>
+        </w:rPr>
+        <w:lastRenderedPageBreak/>
+        <w:t>usar palavras em vez de símbolos como mostra os exemplos 1 e2.</w:t>
       </w:r>
     </w:p>
     <w:p>
@@ -11074,7 +11267,6 @@
           <w:sz w:val="18"/>
           <w:szCs w:val="18"/>
         </w:rPr>
-        <w:lastRenderedPageBreak/>
         <w:t xml:space="preserve">No entanto, se não houver espaço suficiente no eixo para especificar a quantidade, escreva apenas o símbolo "P", mas defina na legenda da figura. </w:t>
       </w:r>
     </w:p>
@@ -11920,7 +12112,15 @@
           <w:sz w:val="16"/>
           <w:szCs w:val="16"/>
         </w:rPr>
-        <w:t xml:space="preserve">Nas citações com um autor, que aparecem no texto, as chamadas são feitas pelo sobrenome do autor, com a primeira letra maiúscula seguida de minúsculas, com a informação do ano e da página entre parênteses, ou ainda, no final da citação, com o sobrenome do autor em caixa alta, seguido do ano e da página entre parênteses </w:t>
+        <w:t xml:space="preserve">Nas citações com um autor, que aparecem no texto, as chamadas são feitas pelo sobrenome do autor, com a primeira letra maiúscula seguida de minúsculas, com a informação do ano e da página entre parênteses, ou ainda, no final da citação, com o sobrenome do autor em caixa alta, </w:t>
+      </w:r>
+      <w:r>
+        <w:rPr>
+          <w:sz w:val="16"/>
+          <w:szCs w:val="16"/>
+        </w:rPr>
+        <w:lastRenderedPageBreak/>
+        <w:t xml:space="preserve">seguido do ano e da página entre parênteses </w:t>
       </w:r>
       <w:r>
         <w:rPr>
@@ -12059,7 +12259,6 @@
           <w:sz w:val="18"/>
           <w:szCs w:val="18"/>
         </w:rPr>
-        <w:lastRenderedPageBreak/>
         <w:t xml:space="preserve">Segundo Prodanov e Freitas </w:t>
       </w:r>
       <w:r>
@@ -12531,7 +12730,15 @@
           <w:sz w:val="18"/>
           <w:szCs w:val="18"/>
         </w:rPr>
-        <w:t>. É importante ressaltar que A REPA não permite referências a artigos não publicados (por exemplo, submetido para publicação, ou comunicação oral).</w:t>
+        <w:t xml:space="preserve">. É importante ressaltar que A REPA não permite </w:t>
+      </w:r>
+      <w:r>
+        <w:rPr>
+          <w:color w:val="auto"/>
+          <w:sz w:val="18"/>
+          <w:szCs w:val="18"/>
+        </w:rPr>
+        <w:t>referências a artigos não publicados (por exemplo, submetido para publicação, ou comunicação oral).</w:t>
       </w:r>
     </w:p>
     <w:p>
@@ -13139,6 +13346,7 @@
           <w:sz w:val="18"/>
           <w:szCs w:val="18"/>
         </w:rPr>
+        <w:lastRenderedPageBreak/>
         <w:t xml:space="preserve">Disponível em: </w:t>
       </w:r>
       <w:hyperlink r:id="rId31" w:history="1">
@@ -13284,15 +13492,7 @@
           <w:sz w:val="18"/>
           <w:szCs w:val="18"/>
         </w:rPr>
-        <w:t xml:space="preserve">. 2009. 376f. Dissertação (Mestrado em </w:t>
-      </w:r>
-      <w:r>
-        <w:rPr>
-          <w:sz w:val="18"/>
-          <w:szCs w:val="18"/>
-        </w:rPr>
-        <w:lastRenderedPageBreak/>
-        <w:t xml:space="preserve">Ciências da Engenharia Civil) - Departamento de Engenharia Civil, Escola de Minas, Universidade de Ouro Preto, Ouro Preto, 2009. Disponível em: </w:t>
+        <w:t xml:space="preserve">. 2009. 376f. Dissertação (Mestrado em Ciências da Engenharia Civil) - Departamento de Engenharia Civil, Escola de Minas, Universidade de Ouro Preto, Ouro Preto, 2009. Disponível em: </w:t>
       </w:r>
       <w:hyperlink r:id="rId32" w:history="1">
         <w:r>
@@ -13924,15 +14124,7 @@
           <w:sz w:val="18"/>
           <w:szCs w:val="18"/>
         </w:rPr>
-        <w:t xml:space="preserve">Após o último passo, você verá uma confirmação de finalização do envio, e deve receber uma </w:t>
-      </w:r>
-      <w:r>
-        <w:rPr>
-          <w:color w:val="auto"/>
-          <w:sz w:val="18"/>
-          <w:szCs w:val="18"/>
-        </w:rPr>
-        <w:t xml:space="preserve">confirmação no e-mail cadastrado com um número de submissão. Caso não receba, verifique novamente no sistema a situação do manuscrito. </w:t>
+        <w:t xml:space="preserve">Após o último passo, você verá uma confirmação de finalização do envio, e deve receber uma confirmação no e-mail cadastrado com um número de submissão. Caso não receba, verifique novamente no sistema a situação do manuscrito. </w:t>
       </w:r>
     </w:p>
     <w:p>
@@ -14145,7 +14337,15 @@
           <w:sz w:val="18"/>
           <w:szCs w:val="18"/>
         </w:rPr>
-        <w:t>o ao final do processo de revisão deve corresponder a versão que espera ser relacionada a sua autoria. As provas de páginas em PDF serão enviadas por e-mail para o autor correspondente entre 2 a 3 semanas. O artigo composto, com seu número de identificação, deve aparecer no site alguns dias depois que o autor aprovar as provas de páginas.</w:t>
+        <w:t xml:space="preserve">o ao final do processo de revisão deve corresponder a versão que espera ser relacionada a sua autoria. As provas de páginas em PDF serão enviadas por e-mail para o autor correspondente entre 2 a 3 semanas. O artigo composto, com seu número de identificação, deve </w:t>
+      </w:r>
+      <w:r>
+        <w:rPr>
+          <w:sz w:val="18"/>
+          <w:szCs w:val="18"/>
+        </w:rPr>
+        <w:lastRenderedPageBreak/>
+        <w:t>aparecer no site alguns dias depois que o autor aprovar as provas de páginas.</w:t>
       </w:r>
     </w:p>
     <w:p>
@@ -14291,7 +14491,6 @@
           <w:sz w:val="18"/>
           <w:szCs w:val="18"/>
         </w:rPr>
-        <w:lastRenderedPageBreak/>
         <w:t xml:space="preserve">Se você tiver alguma dúvida sobre a formatação do seu trabalho, ou sugestão para melhorar essas instruções, entre em contato através do e-mail: </w:t>
       </w:r>
       <w:hyperlink r:id="rId38" w:history="1">
@@ -14833,7 +15032,14 @@
           <w:sz w:val="18"/>
           <w:szCs w:val="18"/>
         </w:rPr>
-        <w:t xml:space="preserve">: métodos e técnicas da pesquisa e do trabalho acadêmico. [recurso eletrônico] 2. ed.. Novo Hamburgo: Feevale, 2013. Disponível em: </w:t>
+        <w:t xml:space="preserve">: métodos e técnicas da pesquisa e </w:t>
+      </w:r>
+      <w:r>
+        <w:rPr>
+          <w:sz w:val="18"/>
+          <w:szCs w:val="18"/>
+        </w:rPr>
+        <w:t xml:space="preserve">do trabalho acadêmico. [recurso eletrônico] 2. ed.. Novo Hamburgo: Feevale, 2013. Disponível em: </w:t>
       </w:r>
       <w:hyperlink r:id="rId41" w:history="1">
         <w:r>

--- a/Análise de Desempenho de Puzzles 4D.docx
+++ b/Análise de Desempenho de Puzzles 4D.docx
@@ -1133,11 +1133,31 @@
                                 <w:szCs w:val="14"/>
                               </w:rPr>
                             </w:pPr>
+                            <w:proofErr w:type="spellStart"/>
                             <w:r>
                               <w:rPr>
                                 <w:b/>
                               </w:rPr>
-                              <w:t>Antônio Tito</w:t>
+                              <w:t>Ant</w:t>
+                            </w:r>
+                            <w:r>
+                              <w:rPr>
+                                <w:b/>
+                              </w:rPr>
+                              <w:t>o</w:t>
+                            </w:r>
+                            <w:r>
+                              <w:rPr>
+                                <w:b/>
+                              </w:rPr>
+                              <w:t>nio</w:t>
+                            </w:r>
+                            <w:proofErr w:type="spellEnd"/>
+                            <w:r>
+                              <w:rPr>
+                                <w:b/>
+                              </w:rPr>
+                              <w:t xml:space="preserve"> Tito</w:t>
                             </w:r>
                             <w:r>
                               <w:rPr>
@@ -1233,7 +1253,18 @@
                                   <w:szCs w:val="14"/>
                                   <w:u w:val="none"/>
                                 </w:rPr>
-                                <w:t>orcid.org/0000-0000-0000-0000</w:t>
+                                <w:t>orcid.org/</w:t>
+                              </w:r>
+                              <w:r>
+                                <w:rPr>
+                                  <w:rStyle w:val="Hyperlink"/>
+                                  <w:b/>
+                                  <w:color w:val="009999"/>
+                                  <w:sz w:val="14"/>
+                                  <w:szCs w:val="14"/>
+                                  <w:u w:val="none"/>
+                                </w:rPr>
+                                <w:t>0009-0001-4939-2485</w:t>
                               </w:r>
                               <w:r>
                                 <w:rPr>
@@ -1277,11 +1308,31 @@
                           <w:szCs w:val="14"/>
                         </w:rPr>
                       </w:pPr>
+                      <w:proofErr w:type="spellStart"/>
                       <w:r>
                         <w:rPr>
                           <w:b/>
                         </w:rPr>
-                        <w:t>Antônio Tito</w:t>
+                        <w:t>Ant</w:t>
+                      </w:r>
+                      <w:r>
+                        <w:rPr>
+                          <w:b/>
+                        </w:rPr>
+                        <w:t>o</w:t>
+                      </w:r>
+                      <w:r>
+                        <w:rPr>
+                          <w:b/>
+                        </w:rPr>
+                        <w:t>nio</w:t>
+                      </w:r>
+                      <w:proofErr w:type="spellEnd"/>
+                      <w:r>
+                        <w:rPr>
+                          <w:b/>
+                        </w:rPr>
+                        <w:t xml:space="preserve"> Tito</w:t>
                       </w:r>
                       <w:r>
                         <w:rPr>
@@ -1377,7 +1428,18 @@
                             <w:szCs w:val="14"/>
                             <w:u w:val="none"/>
                           </w:rPr>
-                          <w:t>orcid.org/0000-0000-0000-0000</w:t>
+                          <w:t>orcid.org/</w:t>
+                        </w:r>
+                        <w:r>
+                          <w:rPr>
+                            <w:rStyle w:val="Hyperlink"/>
+                            <w:b/>
+                            <w:color w:val="009999"/>
+                            <w:sz w:val="14"/>
+                            <w:szCs w:val="14"/>
+                            <w:u w:val="none"/>
+                          </w:rPr>
+                          <w:t>0009-0001-4939-2485</w:t>
                         </w:r>
                         <w:r>
                           <w:rPr>
@@ -2268,16 +2330,16 @@
         <mc:AlternateContent>
           <mc:Choice Requires="wps">
             <w:drawing>
-              <wp:anchor distT="0" distB="0" distL="114300" distR="114300" simplePos="0" relativeHeight="251656704" behindDoc="0" locked="0" layoutInCell="1" allowOverlap="1" wp14:anchorId="2BB98227" wp14:editId="06C2CE6A">
+              <wp:anchor distT="0" distB="0" distL="114300" distR="114300" simplePos="0" relativeHeight="251656704" behindDoc="0" locked="0" layoutInCell="1" allowOverlap="1" wp14:anchorId="2BB98227" wp14:editId="493785BE">
                 <wp:simplePos x="0" y="0"/>
                 <wp:positionH relativeFrom="column">
-                  <wp:posOffset>2099945</wp:posOffset>
+                  <wp:posOffset>2127250</wp:posOffset>
                 </wp:positionH>
                 <wp:positionV relativeFrom="paragraph">
-                  <wp:posOffset>74930</wp:posOffset>
+                  <wp:posOffset>75565</wp:posOffset>
                 </wp:positionV>
-                <wp:extent cx="27305" cy="5837555"/>
-                <wp:effectExtent l="19685" t="17780" r="19685" b="21590"/>
+                <wp:extent cx="0" cy="5837555"/>
+                <wp:effectExtent l="19050" t="0" r="19050" b="29845"/>
                 <wp:wrapNone/>
                 <wp:docPr id="16" name="Linha 6"/>
                 <wp:cNvGraphicFramePr>
@@ -2292,7 +2354,7 @@
                       <wps:spPr bwMode="auto">
                         <a:xfrm>
                           <a:off x="0" y="0"/>
-                          <a:ext cx="27305" cy="5837555"/>
+                          <a:ext cx="0" cy="5837555"/>
                         </a:xfrm>
                         <a:prstGeom prst="line">
                           <a:avLst/>
@@ -2339,9 +2401,7 @@
           </mc:Choice>
           <mc:Fallback>
             <w:pict>
-              <v:line w14:anchorId="50C9F0AF" id="Linha 6" o:spid="_x0000_s1026" style="position:absolute;z-index:251656704;visibility:visible;mso-wrap-style:square;mso-width-percent:0;mso-height-percent:0;mso-wrap-distance-left:9pt;mso-wrap-distance-top:0;mso-wrap-distance-right:9pt;mso-wrap-distance-bottom:0;mso-position-horizontal:absolute;mso-position-horizontal-relative:text;mso-position-vertical:absolute;mso-position-vertical-relative:text;mso-width-percent:0;mso-height-percent:0;mso-width-relative:page;mso-height-relative:page" from="165.35pt,5.9pt" to="167.5pt,465.55pt" o:gfxdata="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" strokecolor="#002060" strokeweight="2.25pt">
-                <v:fill o:detectmouseclick="t"/>
-              </v:line>
+              <v:line w14:anchorId="7F519B3D" id="Linha 6" o:spid="_x0000_s1026" style="position:absolute;z-index:251656704;visibility:visible;mso-wrap-style:square;mso-width-percent:0;mso-height-percent:0;mso-wrap-distance-left:9pt;mso-wrap-distance-top:0;mso-wrap-distance-right:9pt;mso-wrap-distance-bottom:0;mso-position-horizontal:absolute;mso-position-horizontal-relative:text;mso-position-vertical:absolute;mso-position-vertical-relative:text;mso-width-percent:0;mso-height-percent:0;mso-width-relative:page;mso-height-relative:page" from="167.5pt,5.95pt" to="167.5pt,465.6pt" o:gfxdata="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" strokecolor="#002060" strokeweight="2.25pt"/>
             </w:pict>
           </mc:Fallback>
         </mc:AlternateContent>
@@ -2473,7 +2533,27 @@
           <w:sz w:val="14"/>
           <w:szCs w:val="14"/>
         </w:rPr>
-        <w:t>DOI: 10.xxxx/s11468-014-9759-3</w:t>
+        <w:t xml:space="preserve">DOI: </w:t>
+      </w:r>
+      <w:proofErr w:type="gramStart"/>
+      <w:r>
+        <w:rPr>
+          <w:b/>
+          <w:color w:val="002060"/>
+          <w:sz w:val="14"/>
+          <w:szCs w:val="14"/>
+        </w:rPr>
+        <w:t>10.xxxx</w:t>
+      </w:r>
+      <w:proofErr w:type="gramEnd"/>
+      <w:r>
+        <w:rPr>
+          <w:b/>
+          <w:color w:val="002060"/>
+          <w:sz w:val="14"/>
+          <w:szCs w:val="14"/>
+        </w:rPr>
+        <w:t>/s11468-014-9759-3</w:t>
       </w:r>
     </w:p>
     <w:p>
@@ -2510,6 +2590,7 @@
         <w:t xml:space="preserve">Esta obra apresenta Licença </w:t>
       </w:r>
       <w:hyperlink r:id="rId25" w:history="1">
+        <w:proofErr w:type="spellStart"/>
         <w:r>
           <w:rPr>
             <w:rStyle w:val="Hyperlink"/>
@@ -2519,7 +2600,19 @@
             <w:szCs w:val="14"/>
             <w:u w:val="none"/>
           </w:rPr>
-          <w:t>Creative Commons Atribuição-Não Comercial 4.0 Internacional</w:t>
+          <w:t>Creative</w:t>
+        </w:r>
+        <w:proofErr w:type="spellEnd"/>
+        <w:r>
+          <w:rPr>
+            <w:rStyle w:val="Hyperlink"/>
+            <w:rFonts w:eastAsia="SimSun"/>
+            <w:color w:val="002060"/>
+            <w:sz w:val="14"/>
+            <w:szCs w:val="14"/>
+            <w:u w:val="none"/>
+          </w:rPr>
+          <w:t xml:space="preserve"> Commons Atribuição-Não Comercial 4.0 Internacional</w:t>
         </w:r>
       </w:hyperlink>
       <w:r>
@@ -2549,75 +2642,186 @@
       <w:pPr>
         <w:pStyle w:val="LO-normal"/>
         <w:ind w:rightChars="40" w:right="80"/>
-        <w:jc w:val="both"/>
+        <w:rPr>
+          <w:color w:val="002060"/>
+          <w:sz w:val="14"/>
+          <w:szCs w:val="14"/>
+          <w:lang w:val="en-US"/>
+        </w:rPr>
+      </w:pPr>
+      <w:r>
         <w:rPr>
           <w:rFonts w:eastAsia="SimSun"/>
           <w:color w:val="002060"/>
           <w:sz w:val="14"/>
           <w:szCs w:val="14"/>
         </w:rPr>
-      </w:pPr>
-      <w:r>
-        <w:rPr>
-          <w:rFonts w:eastAsia="SimSun"/>
+        <w:t xml:space="preserve">Como citar este artigo pela NBR 6023/2018: </w:t>
+      </w:r>
+      <w:r>
+        <w:rPr>
           <w:color w:val="002060"/>
           <w:sz w:val="14"/>
           <w:szCs w:val="14"/>
         </w:rPr>
-        <w:t>Como citar este artigo pela NBR 6023/2018: AUTOR 1; AUTOR 2; AUTOR 3. Título do artigo. Revista de Engenharia e Pesquisa Aplicada, Recife, v. , n. , p. , mês, ano. DOI: Disponível em: . Acesso em: .</w:t>
-      </w:r>
-    </w:p>
-    <w:p>
-      <w:pPr>
-        <w:pStyle w:val="LO-normal"/>
-        <w:ind w:rightChars="40" w:right="80"/>
-        <w:jc w:val="both"/>
-        <w:rPr>
-          <w:rFonts w:eastAsia="SimSun"/>
+        <w:t xml:space="preserve">Djair Maynart; Alexandre Rodolfo; Antônio Tito, Matheus Souza, Pedro Henrique. Análise de Desempenho de Algoritmos de Aprendizado por Reforço na Resolução de Puzzles Quadridimensionais. Revista de Engenharia e Pesquisa Aplicada, Recife, </w:t>
+      </w:r>
+      <w:proofErr w:type="gramStart"/>
+      <w:r>
+        <w:rPr>
           <w:color w:val="002060"/>
           <w:sz w:val="14"/>
           <w:szCs w:val="14"/>
         </w:rPr>
-      </w:pPr>
-    </w:p>
-    <w:p>
-      <w:pPr>
-        <w:pStyle w:val="LO-normal"/>
-        <w:ind w:rightChars="40" w:right="80"/>
-        <w:jc w:val="both"/>
-        <w:rPr>
-          <w:rFonts w:eastAsia="SimSun"/>
+        <w:t>v. ,</w:t>
+      </w:r>
+      <w:proofErr w:type="gramEnd"/>
+      <w:r>
+        <w:rPr>
           <w:color w:val="002060"/>
           <w:sz w:val="14"/>
           <w:szCs w:val="14"/>
         </w:rPr>
-      </w:pPr>
-    </w:p>
-    <w:p>
-      <w:pPr>
-        <w:pStyle w:val="LO-normal"/>
-        <w:ind w:rightChars="40" w:right="80"/>
-        <w:jc w:val="both"/>
-        <w:rPr>
-          <w:rFonts w:eastAsia="SimSun"/>
+        <w:t xml:space="preserve"> </w:t>
+      </w:r>
+      <w:proofErr w:type="gramStart"/>
+      <w:r>
+        <w:rPr>
           <w:color w:val="002060"/>
           <w:sz w:val="14"/>
           <w:szCs w:val="14"/>
         </w:rPr>
-      </w:pPr>
-    </w:p>
-    <w:p>
-      <w:pPr>
-        <w:pStyle w:val="LO-normal"/>
-        <w:ind w:rightChars="40" w:right="80"/>
-        <w:jc w:val="both"/>
-        <w:rPr>
-          <w:rFonts w:eastAsia="SimSun"/>
+        <w:t>n. ,</w:t>
+      </w:r>
+      <w:proofErr w:type="gramEnd"/>
+      <w:r>
+        <w:rPr>
           <w:color w:val="002060"/>
           <w:sz w:val="14"/>
           <w:szCs w:val="14"/>
         </w:rPr>
-      </w:pPr>
+        <w:t xml:space="preserve"> </w:t>
+      </w:r>
+      <w:proofErr w:type="gramStart"/>
+      <w:r>
+        <w:rPr>
+          <w:color w:val="002060"/>
+          <w:sz w:val="14"/>
+          <w:szCs w:val="14"/>
+        </w:rPr>
+        <w:t>p. ,</w:t>
+      </w:r>
+      <w:proofErr w:type="gramEnd"/>
+      <w:r>
+        <w:rPr>
+          <w:color w:val="002060"/>
+          <w:sz w:val="14"/>
+          <w:szCs w:val="14"/>
+        </w:rPr>
+        <w:t xml:space="preserve"> mês, ano. </w:t>
+      </w:r>
+      <w:r>
+        <w:rPr>
+          <w:color w:val="002060"/>
+          <w:sz w:val="14"/>
+          <w:szCs w:val="14"/>
+          <w:lang w:val="en-US"/>
+        </w:rPr>
+        <w:t xml:space="preserve">DOI: </w:t>
+      </w:r>
+      <w:proofErr w:type="spellStart"/>
+      <w:r>
+        <w:rPr>
+          <w:color w:val="002060"/>
+          <w:sz w:val="14"/>
+          <w:szCs w:val="14"/>
+          <w:lang w:val="en-US"/>
+        </w:rPr>
+        <w:t>Disponível</w:t>
+      </w:r>
+      <w:proofErr w:type="spellEnd"/>
+      <w:r>
+        <w:rPr>
+          <w:color w:val="002060"/>
+          <w:sz w:val="14"/>
+          <w:szCs w:val="14"/>
+          <w:lang w:val="en-US"/>
+        </w:rPr>
+        <w:t xml:space="preserve"> </w:t>
+      </w:r>
+      <w:proofErr w:type="spellStart"/>
+      <w:r>
+        <w:rPr>
+          <w:color w:val="002060"/>
+          <w:sz w:val="14"/>
+          <w:szCs w:val="14"/>
+          <w:lang w:val="en-US"/>
+        </w:rPr>
+        <w:t>em</w:t>
+      </w:r>
+      <w:proofErr w:type="spellEnd"/>
+      <w:proofErr w:type="gramStart"/>
+      <w:r>
+        <w:rPr>
+          <w:color w:val="002060"/>
+          <w:sz w:val="14"/>
+          <w:szCs w:val="14"/>
+          <w:lang w:val="en-US"/>
+        </w:rPr>
+        <w:t>: .</w:t>
+      </w:r>
+      <w:proofErr w:type="gramEnd"/>
+      <w:r>
+        <w:rPr>
+          <w:color w:val="002060"/>
+          <w:sz w:val="14"/>
+          <w:szCs w:val="14"/>
+          <w:lang w:val="en-US"/>
+        </w:rPr>
+        <w:t xml:space="preserve"> </w:t>
+      </w:r>
+      <w:proofErr w:type="spellStart"/>
+      <w:r>
+        <w:rPr>
+          <w:color w:val="002060"/>
+          <w:sz w:val="14"/>
+          <w:szCs w:val="14"/>
+          <w:lang w:val="en-US"/>
+        </w:rPr>
+        <w:t>Acesso</w:t>
+      </w:r>
+      <w:proofErr w:type="spellEnd"/>
+      <w:r>
+        <w:rPr>
+          <w:color w:val="002060"/>
+          <w:sz w:val="14"/>
+          <w:szCs w:val="14"/>
+          <w:lang w:val="en-US"/>
+        </w:rPr>
+        <w:t xml:space="preserve"> </w:t>
+      </w:r>
+      <w:proofErr w:type="spellStart"/>
+      <w:r>
+        <w:rPr>
+          <w:color w:val="002060"/>
+          <w:sz w:val="14"/>
+          <w:szCs w:val="14"/>
+          <w:lang w:val="en-US"/>
+        </w:rPr>
+        <w:t>em</w:t>
+      </w:r>
+      <w:proofErr w:type="spellEnd"/>
+      <w:proofErr w:type="gramStart"/>
+      <w:r>
+        <w:rPr>
+          <w:color w:val="002060"/>
+          <w:sz w:val="14"/>
+          <w:szCs w:val="14"/>
+          <w:lang w:val="en-US"/>
+        </w:rPr>
+        <w:t>: .</w:t>
+      </w:r>
+      <w:proofErr w:type="gramEnd"/>
     </w:p>
     <w:p>
       <w:pPr>
@@ -2748,6 +2952,7 @@
                               </w:rPr>
                               <w:t xml:space="preserve">Este trabalho investiga a aplicação de algoritmos de aprendizado por reforço a puzzles combinatórios multidimensionais, incluindo estruturas </w:t>
                             </w:r>
+                            <w:proofErr w:type="spellStart"/>
                             <w:r>
                               <w:rPr>
                                 <w:sz w:val="18"/>
@@ -2755,12 +2960,77 @@
                               </w:rPr>
                               <w:t>hipercuboides</w:t>
                             </w:r>
+                            <w:proofErr w:type="spellEnd"/>
                             <w:r>
                               <w:rPr>
                                 <w:sz w:val="18"/>
                                 <w:szCs w:val="18"/>
                               </w:rPr>
-                              <w:t xml:space="preserve"> em quatro dimensões. Foram implementadas e avaliadas três abordagens: Q-Learning, V-Learning e V-Learning baseado em redes neurais (NN V-Learning). Inicialmente, uma análise geral de desempenho compara a capacidade de cada algoritmo em resolver puzzles de complexidade variada, destacando que puzzles mais simples são resolvidos de forma consistente, enquanto configurações de maior </w:t>
+                              <w:t xml:space="preserve"> em quatro dimensões. Foram implementadas e avaliadas três abordagens: </w:t>
+                            </w:r>
+                            <w:proofErr w:type="spellStart"/>
+                            <w:r>
+                              <w:rPr>
+                                <w:sz w:val="18"/>
+                                <w:szCs w:val="18"/>
+                              </w:rPr>
+                              <w:t>Q-Learning</w:t>
+                            </w:r>
+                            <w:proofErr w:type="spellEnd"/>
+                            <w:r>
+                              <w:rPr>
+                                <w:sz w:val="18"/>
+                                <w:szCs w:val="18"/>
+                              </w:rPr>
+                              <w:t xml:space="preserve">, </w:t>
+                            </w:r>
+                            <w:proofErr w:type="spellStart"/>
+                            <w:r>
+                              <w:rPr>
+                                <w:sz w:val="18"/>
+                                <w:szCs w:val="18"/>
+                              </w:rPr>
+                              <w:t>V-Learning</w:t>
+                            </w:r>
+                            <w:proofErr w:type="spellEnd"/>
+                            <w:r>
+                              <w:rPr>
+                                <w:sz w:val="18"/>
+                                <w:szCs w:val="18"/>
+                              </w:rPr>
+                              <w:t xml:space="preserve"> e </w:t>
+                            </w:r>
+                            <w:proofErr w:type="spellStart"/>
+                            <w:r>
+                              <w:rPr>
+                                <w:sz w:val="18"/>
+                                <w:szCs w:val="18"/>
+                              </w:rPr>
+                              <w:t>V-Learning</w:t>
+                            </w:r>
+                            <w:proofErr w:type="spellEnd"/>
+                            <w:r>
+                              <w:rPr>
+                                <w:sz w:val="18"/>
+                                <w:szCs w:val="18"/>
+                              </w:rPr>
+                              <w:t xml:space="preserve"> baseado em redes neurais (NN </w:t>
+                            </w:r>
+                            <w:proofErr w:type="spellStart"/>
+                            <w:r>
+                              <w:rPr>
+                                <w:sz w:val="18"/>
+                                <w:szCs w:val="18"/>
+                              </w:rPr>
+                              <w:t>V-Learning</w:t>
+                            </w:r>
+                            <w:proofErr w:type="spellEnd"/>
+                            <w:r>
+                              <w:rPr>
+                                <w:sz w:val="18"/>
+                                <w:szCs w:val="18"/>
+                              </w:rPr>
+                              <w:t xml:space="preserve">). Inicialmente, uma análise geral de desempenho compara a capacidade de cada algoritmo em resolver puzzles de complexidade variada, destacando que puzzles mais simples são resolvidos de forma consistente, enquanto configurações de maior </w:t>
                             </w:r>
                             <w:r>
                               <w:rPr>
@@ -2975,6 +3245,7 @@
                               </w:rPr>
                               <w:t xml:space="preserve">puzzles, including four-dimensional </w:t>
                             </w:r>
+                            <w:proofErr w:type="spellStart"/>
                             <w:r>
                               <w:rPr>
                                 <w:iCs/>
@@ -3002,6 +3273,7 @@
                               </w:rPr>
                               <w:t>oid</w:t>
                             </w:r>
+                            <w:proofErr w:type="spellEnd"/>
                             <w:r>
                               <w:rPr>
                                 <w:iCs/>
@@ -3131,7 +3403,18 @@
                                 <w:szCs w:val="18"/>
                                 <w:lang w:val="en-US"/>
                               </w:rPr>
-                              <w:t>multidimensional puzzles</w:t>
+                              <w:t xml:space="preserve">multidimensional </w:t>
+                            </w:r>
+                            <w:proofErr w:type="gramStart"/>
+                            <w:r>
+                              <w:rPr>
+                                <w:iCs/>
+                                <w:color w:val="212121"/>
+                                <w:sz w:val="18"/>
+                                <w:szCs w:val="18"/>
+                                <w:lang w:val="en-US"/>
+                              </w:rPr>
+                              <w:t>puzzles</w:t>
                             </w:r>
                             <w:r>
                               <w:rPr>
@@ -3143,6 +3426,7 @@
                               </w:rPr>
                               <w:t>;</w:t>
                             </w:r>
+                            <w:proofErr w:type="gramEnd"/>
                             <w:r>
                               <w:rPr>
                                 <w:color w:val="212121"/>
@@ -3225,6 +3509,7 @@
                         </w:rPr>
                         <w:t xml:space="preserve">Este trabalho investiga a aplicação de algoritmos de aprendizado por reforço a puzzles combinatórios multidimensionais, incluindo estruturas </w:t>
                       </w:r>
+                      <w:proofErr w:type="spellStart"/>
                       <w:r>
                         <w:rPr>
                           <w:sz w:val="18"/>
@@ -3232,12 +3517,77 @@
                         </w:rPr>
                         <w:t>hipercuboides</w:t>
                       </w:r>
+                      <w:proofErr w:type="spellEnd"/>
                       <w:r>
                         <w:rPr>
                           <w:sz w:val="18"/>
                           <w:szCs w:val="18"/>
                         </w:rPr>
-                        <w:t xml:space="preserve"> em quatro dimensões. Foram implementadas e avaliadas três abordagens: Q-Learning, V-Learning e V-Learning baseado em redes neurais (NN V-Learning). Inicialmente, uma análise geral de desempenho compara a capacidade de cada algoritmo em resolver puzzles de complexidade variada, destacando que puzzles mais simples são resolvidos de forma consistente, enquanto configurações de maior </w:t>
+                        <w:t xml:space="preserve"> em quatro dimensões. Foram implementadas e avaliadas três abordagens: </w:t>
+                      </w:r>
+                      <w:proofErr w:type="spellStart"/>
+                      <w:r>
+                        <w:rPr>
+                          <w:sz w:val="18"/>
+                          <w:szCs w:val="18"/>
+                        </w:rPr>
+                        <w:t>Q-Learning</w:t>
+                      </w:r>
+                      <w:proofErr w:type="spellEnd"/>
+                      <w:r>
+                        <w:rPr>
+                          <w:sz w:val="18"/>
+                          <w:szCs w:val="18"/>
+                        </w:rPr>
+                        <w:t xml:space="preserve">, </w:t>
+                      </w:r>
+                      <w:proofErr w:type="spellStart"/>
+                      <w:r>
+                        <w:rPr>
+                          <w:sz w:val="18"/>
+                          <w:szCs w:val="18"/>
+                        </w:rPr>
+                        <w:t>V-Learning</w:t>
+                      </w:r>
+                      <w:proofErr w:type="spellEnd"/>
+                      <w:r>
+                        <w:rPr>
+                          <w:sz w:val="18"/>
+                          <w:szCs w:val="18"/>
+                        </w:rPr>
+                        <w:t xml:space="preserve"> e </w:t>
+                      </w:r>
+                      <w:proofErr w:type="spellStart"/>
+                      <w:r>
+                        <w:rPr>
+                          <w:sz w:val="18"/>
+                          <w:szCs w:val="18"/>
+                        </w:rPr>
+                        <w:t>V-Learning</w:t>
+                      </w:r>
+                      <w:proofErr w:type="spellEnd"/>
+                      <w:r>
+                        <w:rPr>
+                          <w:sz w:val="18"/>
+                          <w:szCs w:val="18"/>
+                        </w:rPr>
+                        <w:t xml:space="preserve"> baseado em redes neurais (NN </w:t>
+                      </w:r>
+                      <w:proofErr w:type="spellStart"/>
+                      <w:r>
+                        <w:rPr>
+                          <w:sz w:val="18"/>
+                          <w:szCs w:val="18"/>
+                        </w:rPr>
+                        <w:t>V-Learning</w:t>
+                      </w:r>
+                      <w:proofErr w:type="spellEnd"/>
+                      <w:r>
+                        <w:rPr>
+                          <w:sz w:val="18"/>
+                          <w:szCs w:val="18"/>
+                        </w:rPr>
+                        <w:t xml:space="preserve">). Inicialmente, uma análise geral de desempenho compara a capacidade de cada algoritmo em resolver puzzles de complexidade variada, destacando que puzzles mais simples são resolvidos de forma consistente, enquanto configurações de maior </w:t>
                       </w:r>
                       <w:r>
                         <w:rPr>
@@ -3452,6 +3802,7 @@
                         </w:rPr>
                         <w:t xml:space="preserve">puzzles, including four-dimensional </w:t>
                       </w:r>
+                      <w:proofErr w:type="spellStart"/>
                       <w:r>
                         <w:rPr>
                           <w:iCs/>
@@ -3479,6 +3830,7 @@
                         </w:rPr>
                         <w:t>oid</w:t>
                       </w:r>
+                      <w:proofErr w:type="spellEnd"/>
                       <w:r>
                         <w:rPr>
                           <w:iCs/>
@@ -3608,7 +3960,18 @@
                           <w:szCs w:val="18"/>
                           <w:lang w:val="en-US"/>
                         </w:rPr>
-                        <w:t>multidimensional puzzles</w:t>
+                        <w:t xml:space="preserve">multidimensional </w:t>
+                      </w:r>
+                      <w:proofErr w:type="gramStart"/>
+                      <w:r>
+                        <w:rPr>
+                          <w:iCs/>
+                          <w:color w:val="212121"/>
+                          <w:sz w:val="18"/>
+                          <w:szCs w:val="18"/>
+                          <w:lang w:val="en-US"/>
+                        </w:rPr>
+                        <w:t>puzzles</w:t>
                       </w:r>
                       <w:r>
                         <w:rPr>
@@ -3620,6 +3983,7 @@
                         </w:rPr>
                         <w:t>;</w:t>
                       </w:r>
+                      <w:proofErr w:type="gramEnd"/>
                       <w:r>
                         <w:rPr>
                           <w:color w:val="212121"/>
@@ -3730,7 +4094,23 @@
           <w:sz w:val="18"/>
           <w:szCs w:val="18"/>
         </w:rPr>
-        <w:t xml:space="preserve"> (ou cubo de Rubik)</w:t>
+        <w:t xml:space="preserve"> (ou cubo de </w:t>
+      </w:r>
+      <w:proofErr w:type="spellStart"/>
+      <w:r>
+        <w:rPr>
+          <w:sz w:val="18"/>
+          <w:szCs w:val="18"/>
+        </w:rPr>
+        <w:t>Rubik</w:t>
+      </w:r>
+      <w:proofErr w:type="spellEnd"/>
+      <w:r>
+        <w:rPr>
+          <w:sz w:val="18"/>
+          <w:szCs w:val="18"/>
+        </w:rPr>
+        <w:t>)</w:t>
       </w:r>
       <w:r>
         <w:rPr>
@@ -3793,7 +4173,23 @@
           <w:sz w:val="18"/>
           <w:szCs w:val="18"/>
         </w:rPr>
-        <w:t xml:space="preserve"> para a construção de soluções eficientes. Embora puzzles tridimensionais, como o 3×3×3, possam ser resolvidos facilmente por algoritmos tradicionais que exploram a simetria do problema, como o método de Kociemba,</w:t>
+        <w:t xml:space="preserve"> para a construção de soluções eficientes. Embora puzzles tridimensionais, como o 3×3×3, possam ser resolvidos facilmente por algoritmos tradicionais que exploram a simetria do problema, como o método de </w:t>
+      </w:r>
+      <w:proofErr w:type="spellStart"/>
+      <w:r>
+        <w:rPr>
+          <w:sz w:val="18"/>
+          <w:szCs w:val="18"/>
+        </w:rPr>
+        <w:t>Kociemba</w:t>
+      </w:r>
+      <w:proofErr w:type="spellEnd"/>
+      <w:r>
+        <w:rPr>
+          <w:sz w:val="18"/>
+          <w:szCs w:val="18"/>
+        </w:rPr>
+        <w:t>,</w:t>
       </w:r>
       <w:r>
         <w:rPr>
@@ -3885,7 +4281,23 @@
           <w:sz w:val="18"/>
           <w:szCs w:val="18"/>
         </w:rPr>
-        <w:t xml:space="preserve"> cubos hiperdimensionais cujas versões ainda são pouco exploradas na literatura. Estudar o desempenho de algoritmos de aprendizado por reforço e outros métodos nessas instâncias de </w:t>
+        <w:t xml:space="preserve"> cubos </w:t>
+      </w:r>
+      <w:proofErr w:type="spellStart"/>
+      <w:r>
+        <w:rPr>
+          <w:sz w:val="18"/>
+          <w:szCs w:val="18"/>
+        </w:rPr>
+        <w:t>hiperdimensionais</w:t>
+      </w:r>
+      <w:proofErr w:type="spellEnd"/>
+      <w:r>
+        <w:rPr>
+          <w:sz w:val="18"/>
+          <w:szCs w:val="18"/>
+        </w:rPr>
+        <w:t xml:space="preserve"> cujas versões ainda são pouco exploradas na literatura. Estudar o desempenho de algoritmos de aprendizado por reforço e outros métodos nessas instâncias de </w:t>
       </w:r>
       <w:r>
         <w:rPr>
@@ -4168,7 +4580,23 @@
           <w:sz w:val="18"/>
           <w:szCs w:val="18"/>
         </w:rPr>
-        <w:t>lista de peças a serem cicladas simultaneamente</w:t>
+        <w:t xml:space="preserve">lista de peças a serem </w:t>
+      </w:r>
+      <w:proofErr w:type="spellStart"/>
+      <w:r>
+        <w:rPr>
+          <w:sz w:val="18"/>
+          <w:szCs w:val="18"/>
+        </w:rPr>
+        <w:t>cicladas</w:t>
+      </w:r>
+      <w:proofErr w:type="spellEnd"/>
+      <w:r>
+        <w:rPr>
+          <w:sz w:val="18"/>
+          <w:szCs w:val="18"/>
+        </w:rPr>
+        <w:t xml:space="preserve"> simultaneamente</w:t>
       </w:r>
       <w:r>
         <w:rPr>
@@ -4485,12 +4913,21 @@
         </w:rPr>
         <w:t xml:space="preserve">s </w:t>
       </w:r>
-      <w:r>
-        <w:rPr>
-          <w:sz w:val="18"/>
-          <w:szCs w:val="18"/>
-        </w:rPr>
-        <w:t xml:space="preserve">n×n×n. </w:t>
+      <w:proofErr w:type="spellStart"/>
+      <w:r>
+        <w:rPr>
+          <w:sz w:val="18"/>
+          <w:szCs w:val="18"/>
+        </w:rPr>
+        <w:t>n×n×n</w:t>
+      </w:r>
+      <w:proofErr w:type="spellEnd"/>
+      <w:r>
+        <w:rPr>
+          <w:sz w:val="18"/>
+          <w:szCs w:val="18"/>
+        </w:rPr>
+        <w:t xml:space="preserve">. </w:t>
       </w:r>
       <w:r>
         <w:rPr>
@@ -4581,6 +5018,7 @@
         </w:rPr>
         <w:t xml:space="preserve"> alterações de forma (</w:t>
       </w:r>
+      <w:proofErr w:type="spellStart"/>
       <w:r>
         <w:rPr>
           <w:i/>
@@ -4590,6 +5028,7 @@
         </w:rPr>
         <w:t>shapeshifting</w:t>
       </w:r>
+      <w:proofErr w:type="spellEnd"/>
       <w:r>
         <w:rPr>
           <w:sz w:val="18"/>
@@ -4820,8 +5259,17 @@
           <w:sz w:val="18"/>
           <w:szCs w:val="18"/>
         </w:rPr>
-        <w:t xml:space="preserve"> geometria hiperdimensional</w:t>
-      </w:r>
+        <w:t xml:space="preserve"> geometria </w:t>
+      </w:r>
+      <w:proofErr w:type="spellStart"/>
+      <w:r>
+        <w:rPr>
+          <w:sz w:val="18"/>
+          <w:szCs w:val="18"/>
+        </w:rPr>
+        <w:t>hiperdimensional</w:t>
+      </w:r>
+      <w:proofErr w:type="spellEnd"/>
       <w:r>
         <w:rPr>
           <w:sz w:val="18"/>
@@ -5247,7 +5695,23 @@
           <w:sz w:val="18"/>
           <w:szCs w:val="18"/>
         </w:rPr>
-        <w:t xml:space="preserve"> hipercuboides, que combinam formatos irregulares com mais de três dimensões. </w:t>
+        <w:t xml:space="preserve"> </w:t>
+      </w:r>
+      <w:proofErr w:type="spellStart"/>
+      <w:r>
+        <w:rPr>
+          <w:sz w:val="18"/>
+          <w:szCs w:val="18"/>
+        </w:rPr>
+        <w:t>hipercuboides</w:t>
+      </w:r>
+      <w:proofErr w:type="spellEnd"/>
+      <w:r>
+        <w:rPr>
+          <w:sz w:val="18"/>
+          <w:szCs w:val="18"/>
+        </w:rPr>
+        <w:t xml:space="preserve">, que combinam formatos irregulares com mais de três dimensões. </w:t>
       </w:r>
       <w:r>
         <w:rPr>
@@ -5304,7 +5768,23 @@
           <w:sz w:val="18"/>
           <w:szCs w:val="18"/>
         </w:rPr>
-        <w:t xml:space="preserve"> enquanto um 3×3×3 já apresenta desafios consideráveis para algoritmos de aprendizado por reforço, o 3×3×3×3 é significativamente mais complexo, e hipercuboides de diferentes </w:t>
+        <w:t xml:space="preserve"> enquanto um 3×3×3 já apresenta desafios consideráveis para algoritmos de aprendizado por reforço, o 3×3×3×3 é significativamente mais complexo, e </w:t>
+      </w:r>
+      <w:proofErr w:type="spellStart"/>
+      <w:r>
+        <w:rPr>
+          <w:sz w:val="18"/>
+          <w:szCs w:val="18"/>
+        </w:rPr>
+        <w:t>hipercuboides</w:t>
+      </w:r>
+      <w:proofErr w:type="spellEnd"/>
+      <w:r>
+        <w:rPr>
+          <w:sz w:val="18"/>
+          <w:szCs w:val="18"/>
+        </w:rPr>
+        <w:t xml:space="preserve"> de diferentes </w:t>
       </w:r>
       <w:r>
         <w:rPr>
@@ -5605,13 +6085,23 @@
         </w:rPr>
         <w:t xml:space="preserve">algoritmo guloso (ou </w:t>
       </w:r>
+      <w:proofErr w:type="spellStart"/>
       <w:r>
         <w:rPr>
           <w:color w:val="00000A"/>
           <w:sz w:val="18"/>
           <w:szCs w:val="18"/>
         </w:rPr>
-        <w:t>Greedy Solver</w:t>
+        <w:t>Greedy</w:t>
+      </w:r>
+      <w:proofErr w:type="spellEnd"/>
+      <w:r>
+        <w:rPr>
+          <w:color w:val="00000A"/>
+          <w:sz w:val="18"/>
+          <w:szCs w:val="18"/>
+        </w:rPr>
+        <w:t xml:space="preserve"> Solver</w:t>
       </w:r>
       <w:r>
         <w:rPr>
@@ -5777,7 +6267,61 @@
           <w:sz w:val="18"/>
           <w:szCs w:val="18"/>
         </w:rPr>
-        <w:t xml:space="preserve"> baseado em Q-learning utiliza uma tabela de valores (Q-table) para estimar o valor esperado de executar cada ação em cada estado do puzzle. Durante o treinamento, o agente realiza múltiplos episódios a partir de estados embaralhados, explorando diferentes sequências de movimentos e atualizando a Q-table com base nas recompensas recebidas. A função de recompensa atribui valores positivos ao objetivo de resolver o puzzle, penalidades caso o puzzle não seja resolvido dentro de um limite de movimentos e recompensas neutras ou pequenas por movimentos individuais. </w:t>
+        <w:t xml:space="preserve"> baseado em </w:t>
+      </w:r>
+      <w:proofErr w:type="spellStart"/>
+      <w:r>
+        <w:rPr>
+          <w:color w:val="00000A"/>
+          <w:sz w:val="18"/>
+          <w:szCs w:val="18"/>
+        </w:rPr>
+        <w:t>Q-learning</w:t>
+      </w:r>
+      <w:proofErr w:type="spellEnd"/>
+      <w:r>
+        <w:rPr>
+          <w:color w:val="00000A"/>
+          <w:sz w:val="18"/>
+          <w:szCs w:val="18"/>
+        </w:rPr>
+        <w:t xml:space="preserve"> utiliza uma tabela de valores (Q-</w:t>
+      </w:r>
+      <w:proofErr w:type="spellStart"/>
+      <w:r>
+        <w:rPr>
+          <w:color w:val="00000A"/>
+          <w:sz w:val="18"/>
+          <w:szCs w:val="18"/>
+        </w:rPr>
+        <w:t>table</w:t>
+      </w:r>
+      <w:proofErr w:type="spellEnd"/>
+      <w:r>
+        <w:rPr>
+          <w:color w:val="00000A"/>
+          <w:sz w:val="18"/>
+          <w:szCs w:val="18"/>
+        </w:rPr>
+        <w:t>) para estimar o valor esperado de executar cada ação em cada estado do puzzle. Durante o treinamento, o agente realiza múltiplos episódios a partir de estados embaralhados, explorando diferentes sequências de movimentos e atualizando a Q-</w:t>
+      </w:r>
+      <w:proofErr w:type="spellStart"/>
+      <w:r>
+        <w:rPr>
+          <w:color w:val="00000A"/>
+          <w:sz w:val="18"/>
+          <w:szCs w:val="18"/>
+        </w:rPr>
+        <w:t>table</w:t>
+      </w:r>
+      <w:proofErr w:type="spellEnd"/>
+      <w:r>
+        <w:rPr>
+          <w:color w:val="00000A"/>
+          <w:sz w:val="18"/>
+          <w:szCs w:val="18"/>
+        </w:rPr>
+        <w:t xml:space="preserve"> com base nas recompensas recebidas. A função de recompensa atribui valores positivos ao objetivo de resolver o puzzle, penalidades caso o puzzle não seja resolvido dentro de um limite de movimentos e recompensas neutras ou pequenas por movimentos individuais. </w:t>
       </w:r>
     </w:p>
     <w:p>
@@ -6033,7 +6577,25 @@
           <w:sz w:val="18"/>
           <w:szCs w:val="18"/>
         </w:rPr>
-        <w:t xml:space="preserve"> V-learning, o agente aprende uma função de valor V(s) que estima a qualidade de cada estado do puzzle, sem associar valores específicos a ações individuais. Durante o treinamento, o agente realiza múltiplos episódios, explorando o puzzle a partir de estados embaralhados e atualizando a tabela de valores com base nas recompensas recebidas ao final de cada episódio. O aprendizado é guiado por uma taxa de aprendizado e um fator de desconto</w:t>
+        <w:t xml:space="preserve"> </w:t>
+      </w:r>
+      <w:proofErr w:type="spellStart"/>
+      <w:r>
+        <w:rPr>
+          <w:color w:val="00000A"/>
+          <w:sz w:val="18"/>
+          <w:szCs w:val="18"/>
+        </w:rPr>
+        <w:t>V-learning</w:t>
+      </w:r>
+      <w:proofErr w:type="spellEnd"/>
+      <w:r>
+        <w:rPr>
+          <w:color w:val="00000A"/>
+          <w:sz w:val="18"/>
+          <w:szCs w:val="18"/>
+        </w:rPr>
+        <w:t>, o agente aprende uma função de valor V(s) que estima a qualidade de cada estado do puzzle, sem associar valores específicos a ações individuais. Durante o treinamento, o agente realiza múltiplos episódios, explorando o puzzle a partir de estados embaralhados e atualizando a tabela de valores com base nas recompensas recebidas ao final de cada episódio. O aprendizado é guiado por uma taxa de aprendizado e um fator de desconto</w:t>
       </w:r>
       <w:r>
         <w:rPr>
@@ -6072,7 +6634,43 @@
           <w:sz w:val="18"/>
           <w:szCs w:val="18"/>
         </w:rPr>
-        <w:t>Em cada passo, a ação escolhida é aquela que leva ao estado com maior valor estimado na tabela, permitindo que o agente se aproxime de soluções de forma eficiente. Comparado ao Q-learning, que armazena valores para cada par estado–ação, o V-learning exige menos memória, pois mantém apenas os valores dos estados, embora possa ser menos preciso ao capturar nuances de quais ações específicas são melhores a partir de cada estado.</w:t>
+        <w:t xml:space="preserve">Em cada passo, a ação escolhida é aquela que leva ao estado com maior valor estimado na tabela, permitindo que o agente se aproxime de soluções de forma eficiente. Comparado ao </w:t>
+      </w:r>
+      <w:proofErr w:type="spellStart"/>
+      <w:r>
+        <w:rPr>
+          <w:color w:val="00000A"/>
+          <w:sz w:val="18"/>
+          <w:szCs w:val="18"/>
+        </w:rPr>
+        <w:t>Q-learning</w:t>
+      </w:r>
+      <w:proofErr w:type="spellEnd"/>
+      <w:r>
+        <w:rPr>
+          <w:color w:val="00000A"/>
+          <w:sz w:val="18"/>
+          <w:szCs w:val="18"/>
+        </w:rPr>
+        <w:t xml:space="preserve">, que armazena valores para cada par estado–ação, o </w:t>
+      </w:r>
+      <w:proofErr w:type="spellStart"/>
+      <w:r>
+        <w:rPr>
+          <w:color w:val="00000A"/>
+          <w:sz w:val="18"/>
+          <w:szCs w:val="18"/>
+        </w:rPr>
+        <w:t>V-learning</w:t>
+      </w:r>
+      <w:proofErr w:type="spellEnd"/>
+      <w:r>
+        <w:rPr>
+          <w:color w:val="00000A"/>
+          <w:sz w:val="18"/>
+          <w:szCs w:val="18"/>
+        </w:rPr>
+        <w:t xml:space="preserve"> exige menos memória, pois mantém apenas os valores dos estados, embora possa ser menos preciso ao capturar nuances de quais ações específicas são melhores a partir de cada estado.</w:t>
       </w:r>
       <w:r>
         <w:t xml:space="preserve"> </w:t>
@@ -6093,7 +6691,43 @@
           <w:sz w:val="18"/>
           <w:szCs w:val="18"/>
         </w:rPr>
-        <w:t>De forma análoga, o V-learning utilizou os mesmos parâmetros padrão de episódios, taxa de aprendizado, fator de desconto e exploração adaptativa, permitindo comparações diretas com o desempenho do Q-learning.</w:t>
+        <w:t xml:space="preserve">De forma análoga, o </w:t>
+      </w:r>
+      <w:proofErr w:type="spellStart"/>
+      <w:r>
+        <w:rPr>
+          <w:color w:val="00000A"/>
+          <w:sz w:val="18"/>
+          <w:szCs w:val="18"/>
+        </w:rPr>
+        <w:t>V-learning</w:t>
+      </w:r>
+      <w:proofErr w:type="spellEnd"/>
+      <w:r>
+        <w:rPr>
+          <w:color w:val="00000A"/>
+          <w:sz w:val="18"/>
+          <w:szCs w:val="18"/>
+        </w:rPr>
+        <w:t xml:space="preserve"> utilizou os mesmos parâmetros padrão de episódios, taxa de aprendizado, fator de desconto e exploração adaptativa, permitindo comparações diretas com o desempenho do </w:t>
+      </w:r>
+      <w:proofErr w:type="spellStart"/>
+      <w:r>
+        <w:rPr>
+          <w:color w:val="00000A"/>
+          <w:sz w:val="18"/>
+          <w:szCs w:val="18"/>
+        </w:rPr>
+        <w:t>Q-learning</w:t>
+      </w:r>
+      <w:proofErr w:type="spellEnd"/>
+      <w:r>
+        <w:rPr>
+          <w:color w:val="00000A"/>
+          <w:sz w:val="18"/>
+          <w:szCs w:val="18"/>
+        </w:rPr>
+        <w:t>.</w:t>
       </w:r>
       <w:r>
         <w:t xml:space="preserve"> </w:t>
@@ -6183,7 +6817,25 @@
           <w:sz w:val="18"/>
           <w:szCs w:val="18"/>
         </w:rPr>
-        <w:t xml:space="preserve">O NN-V-learning é uma extensão do V-learning que utiliza uma rede neural para aproximar os </w:t>
+        <w:t xml:space="preserve">O NN-V-learning é uma extensão do </w:t>
+      </w:r>
+      <w:proofErr w:type="spellStart"/>
+      <w:r>
+        <w:rPr>
+          <w:color w:val="00000A"/>
+          <w:sz w:val="18"/>
+          <w:szCs w:val="18"/>
+        </w:rPr>
+        <w:t>V-learning</w:t>
+      </w:r>
+      <w:proofErr w:type="spellEnd"/>
+      <w:r>
+        <w:rPr>
+          <w:color w:val="00000A"/>
+          <w:sz w:val="18"/>
+          <w:szCs w:val="18"/>
+        </w:rPr>
+        <w:t xml:space="preserve"> que utiliza uma rede neural para aproximar os </w:t>
       </w:r>
       <w:r>
         <w:rPr>
@@ -6235,8 +6887,18 @@
           <w:sz w:val="18"/>
           <w:szCs w:val="18"/>
         </w:rPr>
-        <w:t>potencialmente escalável para puzzles mais complexos, enquanto mantém o princípio fundamental do V-learning</w:t>
-      </w:r>
+        <w:t xml:space="preserve">potencialmente escalável para puzzles mais complexos, enquanto mantém o princípio fundamental do </w:t>
+      </w:r>
+      <w:proofErr w:type="spellStart"/>
+      <w:r>
+        <w:rPr>
+          <w:color w:val="00000A"/>
+          <w:sz w:val="18"/>
+          <w:szCs w:val="18"/>
+        </w:rPr>
+        <w:t>V-learning</w:t>
+      </w:r>
+      <w:proofErr w:type="spellEnd"/>
       <w:r>
         <w:rPr>
           <w:color w:val="00000A"/>
@@ -6295,14 +6957,50 @@
           <w:sz w:val="18"/>
           <w:szCs w:val="18"/>
         </w:rPr>
-        <w:t xml:space="preserve">Nos experimentos com o modelo de rede neural (NN V-Learning), os parâmetros padrão incluíram batch size de 1.000, taxa de aprendizado de 0,0003, 20 ambientes paralelos, limiar de sucesso de </w:t>
-      </w:r>
+        <w:t xml:space="preserve">Nos experimentos com o modelo de rede neural (NN </w:t>
+      </w:r>
+      <w:proofErr w:type="spellStart"/>
       <w:r>
         <w:rPr>
           <w:color w:val="00000A"/>
           <w:sz w:val="18"/>
           <w:szCs w:val="18"/>
         </w:rPr>
+        <w:t>V-Learning</w:t>
+      </w:r>
+      <w:proofErr w:type="spellEnd"/>
+      <w:r>
+        <w:rPr>
+          <w:color w:val="00000A"/>
+          <w:sz w:val="18"/>
+          <w:szCs w:val="18"/>
+        </w:rPr>
+        <w:t xml:space="preserve">), os parâmetros padrão incluíram batch </w:t>
+      </w:r>
+      <w:proofErr w:type="spellStart"/>
+      <w:r>
+        <w:rPr>
+          <w:color w:val="00000A"/>
+          <w:sz w:val="18"/>
+          <w:szCs w:val="18"/>
+        </w:rPr>
+        <w:t>size</w:t>
+      </w:r>
+      <w:proofErr w:type="spellEnd"/>
+      <w:r>
+        <w:rPr>
+          <w:color w:val="00000A"/>
+          <w:sz w:val="18"/>
+          <w:szCs w:val="18"/>
+        </w:rPr>
+        <w:t xml:space="preserve"> de 1.000, taxa de aprendizado de 0,0003, 20 ambientes paralelos, limiar de sucesso de </w:t>
+      </w:r>
+      <w:r>
+        <w:rPr>
+          <w:color w:val="00000A"/>
+          <w:sz w:val="18"/>
+          <w:szCs w:val="18"/>
+        </w:rPr>
         <w:t>50%</w:t>
       </w:r>
       <w:r>
@@ -6311,7 +7009,43 @@
           <w:sz w:val="18"/>
           <w:szCs w:val="18"/>
         </w:rPr>
-        <w:t xml:space="preserve"> e função de recompensa binária. O agente utiliza uma política do tipo Actor-Critic com múltiplas camadas totalmente conectadas, sendo cada sub-rede da política e do valor composta por duas camadas ocultas de 64 neurônios com funções de ativação </w:t>
+        <w:t xml:space="preserve"> e função de recompensa binária. O agente utiliza uma política do tipo </w:t>
+      </w:r>
+      <w:proofErr w:type="spellStart"/>
+      <w:r>
+        <w:rPr>
+          <w:color w:val="00000A"/>
+          <w:sz w:val="18"/>
+          <w:szCs w:val="18"/>
+        </w:rPr>
+        <w:t>Actor-Critic</w:t>
+      </w:r>
+      <w:proofErr w:type="spellEnd"/>
+      <w:r>
+        <w:rPr>
+          <w:color w:val="00000A"/>
+          <w:sz w:val="18"/>
+          <w:szCs w:val="18"/>
+        </w:rPr>
+        <w:t xml:space="preserve"> com múltiplas camadas totalmente conectadas, sendo cada </w:t>
+      </w:r>
+      <w:proofErr w:type="spellStart"/>
+      <w:r>
+        <w:rPr>
+          <w:color w:val="00000A"/>
+          <w:sz w:val="18"/>
+          <w:szCs w:val="18"/>
+        </w:rPr>
+        <w:t>sub-rede</w:t>
+      </w:r>
+      <w:proofErr w:type="spellEnd"/>
+      <w:r>
+        <w:rPr>
+          <w:color w:val="00000A"/>
+          <w:sz w:val="18"/>
+          <w:szCs w:val="18"/>
+        </w:rPr>
+        <w:t xml:space="preserve"> da política e do valor composta por duas camadas ocultas de 64 neurônios com funções de ativação </w:t>
       </w:r>
       <w:r>
         <w:rPr>
@@ -6364,7 +7098,7 @@
           <w:sz w:val="22"/>
           <w:szCs w:val="22"/>
         </w:rPr>
-        <w:t>4 EXPERIMENTOS E ANÁLISES</w:t>
+        <w:t>4 EXPERIMENTOS</w:t>
       </w:r>
     </w:p>
     <w:p>
@@ -6512,7 +7246,25 @@
           <w:sz w:val="18"/>
           <w:szCs w:val="18"/>
         </w:rPr>
-        <w:t xml:space="preserve">A princípio, foram modelados os puzzles correspondentes aos 14 hipercubos e hipercuboides possíveis desde o 1x1x1x2 até o 3x3x3x3. As informações gerais de cada puzzle podem ser encontradas na tabela a seguir. A quantidade de estados possíveis </w:t>
+        <w:t xml:space="preserve">A princípio, foram modelados os puzzles correspondentes aos 14 hipercubos e </w:t>
+      </w:r>
+      <w:proofErr w:type="spellStart"/>
+      <w:r>
+        <w:rPr>
+          <w:color w:val="auto"/>
+          <w:sz w:val="18"/>
+          <w:szCs w:val="18"/>
+        </w:rPr>
+        <w:t>hipercuboides</w:t>
+      </w:r>
+      <w:proofErr w:type="spellEnd"/>
+      <w:r>
+        <w:rPr>
+          <w:color w:val="auto"/>
+          <w:sz w:val="18"/>
+          <w:szCs w:val="18"/>
+        </w:rPr>
+        <w:t xml:space="preserve"> possíveis desde o 1x1x1x2 até o 3x3x3x3. As informações gerais de cada puzzle podem ser encontradas na tabela a seguir. A quantidade de estados possíveis </w:t>
       </w:r>
       <w:r>
         <w:rPr>
@@ -8290,7 +9042,61 @@
           <w:sz w:val="18"/>
           <w:szCs w:val="18"/>
         </w:rPr>
-        <w:t>. Para os algoritmos baseados em Q-learning e V-learning, variou-se o número de episódios de treinamento (100, 1.000, 10.000 e 100.000). Já para o algoritmo NN V-learning, variou-se o número de passos de treinamento</w:t>
+        <w:t xml:space="preserve">. Para os algoritmos baseados em </w:t>
+      </w:r>
+      <w:proofErr w:type="spellStart"/>
+      <w:r>
+        <w:rPr>
+          <w:color w:val="auto"/>
+          <w:sz w:val="18"/>
+          <w:szCs w:val="18"/>
+        </w:rPr>
+        <w:t>Q-learning</w:t>
+      </w:r>
+      <w:proofErr w:type="spellEnd"/>
+      <w:r>
+        <w:rPr>
+          <w:color w:val="auto"/>
+          <w:sz w:val="18"/>
+          <w:szCs w:val="18"/>
+        </w:rPr>
+        <w:t xml:space="preserve"> e </w:t>
+      </w:r>
+      <w:proofErr w:type="spellStart"/>
+      <w:r>
+        <w:rPr>
+          <w:color w:val="auto"/>
+          <w:sz w:val="18"/>
+          <w:szCs w:val="18"/>
+        </w:rPr>
+        <w:t>V-learning</w:t>
+      </w:r>
+      <w:proofErr w:type="spellEnd"/>
+      <w:r>
+        <w:rPr>
+          <w:color w:val="auto"/>
+          <w:sz w:val="18"/>
+          <w:szCs w:val="18"/>
+        </w:rPr>
+        <w:t xml:space="preserve">, variou-se o número de episódios de treinamento (100, 1.000, 10.000 e 100.000). Já para o algoritmo NN </w:t>
+      </w:r>
+      <w:proofErr w:type="spellStart"/>
+      <w:r>
+        <w:rPr>
+          <w:color w:val="auto"/>
+          <w:sz w:val="18"/>
+          <w:szCs w:val="18"/>
+        </w:rPr>
+        <w:t>V-learning</w:t>
+      </w:r>
+      <w:proofErr w:type="spellEnd"/>
+      <w:r>
+        <w:rPr>
+          <w:color w:val="auto"/>
+          <w:sz w:val="18"/>
+          <w:szCs w:val="18"/>
+        </w:rPr>
+        <w:t>, variou-se o número de passos de treinamento</w:t>
       </w:r>
       <w:r>
         <w:rPr>
@@ -8407,7 +9213,25 @@
           <w:sz w:val="18"/>
           <w:szCs w:val="18"/>
         </w:rPr>
-        <w:t xml:space="preserve"> O 1x1x2x3 apresenta um salto considerável de dificuldade, evidenciado pela necessidade de 100.000 passos para o treinamento em NN V-Learning.</w:t>
+        <w:t xml:space="preserve"> O 1x1x2x3 apresenta um salto considerável de dificuldade, evidenciado pela necessidade de 100.000 passos para o treinamento em NN </w:t>
+      </w:r>
+      <w:proofErr w:type="spellStart"/>
+      <w:r>
+        <w:rPr>
+          <w:color w:val="auto"/>
+          <w:sz w:val="18"/>
+          <w:szCs w:val="18"/>
+        </w:rPr>
+        <w:t>V-Learning</w:t>
+      </w:r>
+      <w:proofErr w:type="spellEnd"/>
+      <w:r>
+        <w:rPr>
+          <w:color w:val="auto"/>
+          <w:sz w:val="18"/>
+          <w:szCs w:val="18"/>
+        </w:rPr>
+        <w:t>.</w:t>
       </w:r>
     </w:p>
     <w:p>
@@ -10576,8 +11400,7 @@
       <w:tblGrid>
         <w:gridCol w:w="1276"/>
         <w:gridCol w:w="1134"/>
-        <w:gridCol w:w="142"/>
-        <w:gridCol w:w="1134"/>
+        <w:gridCol w:w="1276"/>
         <w:gridCol w:w="1134"/>
       </w:tblGrid>
       <w:tr>
@@ -10615,8 +11438,7 @@
         </w:tc>
         <w:tc>
           <w:tcPr>
-            <w:tcW w:w="1276" w:type="dxa"/>
-            <w:gridSpan w:val="2"/>
+            <w:tcW w:w="1134" w:type="dxa"/>
             <w:tcBorders>
               <w:left w:val="single" w:sz="18" w:space="0" w:color="FFFFFF"/>
             </w:tcBorders>
@@ -10645,7 +11467,7 @@
         </w:tc>
         <w:tc>
           <w:tcPr>
-            <w:tcW w:w="1134" w:type="dxa"/>
+            <w:tcW w:w="1276" w:type="dxa"/>
             <w:tcBorders>
               <w:bottom w:val="single" w:sz="18" w:space="0" w:color="FFFFFF"/>
             </w:tcBorders>
@@ -10717,6 +11539,7 @@
                 <w:szCs w:val="16"/>
               </w:rPr>
             </w:pPr>
+            <w:proofErr w:type="spellStart"/>
             <w:r>
               <w:rPr>
                 <w:sz w:val="16"/>
@@ -10724,6 +11547,7 @@
               </w:rPr>
               <w:t>Q-Learning</w:t>
             </w:r>
+            <w:proofErr w:type="spellEnd"/>
           </w:p>
         </w:tc>
         <w:tc>
@@ -10753,7 +11577,6 @@
         <w:tc>
           <w:tcPr>
             <w:tcW w:w="1276" w:type="dxa"/>
-            <w:gridSpan w:val="2"/>
             <w:tcBorders>
               <w:top w:val="single" w:sz="18" w:space="0" w:color="FFFFFF"/>
             </w:tcBorders>
@@ -10858,7 +11681,6 @@
         <w:tc>
           <w:tcPr>
             <w:tcW w:w="1276" w:type="dxa"/>
-            <w:gridSpan w:val="2"/>
             <w:tcBorders>
               <w:top w:val="single" w:sz="18" w:space="0" w:color="FFFFFF"/>
             </w:tcBorders>
@@ -10936,14 +11758,50 @@
           <w:sz w:val="18"/>
           <w:szCs w:val="18"/>
         </w:rPr>
-        <w:t xml:space="preserve">É possível observar que, apesar de um desempenho global semelhante na análise geral anterior, nesta análise mais detalhada verifica-se que o V-Learning apresenta maior eficiência em comparação com o Q-Learning, </w:t>
-      </w:r>
+        <w:t xml:space="preserve">É possível observar que, apesar de um desempenho global semelhante na análise geral anterior, nesta análise mais detalhada verifica-se que o </w:t>
+      </w:r>
+      <w:proofErr w:type="spellStart"/>
       <w:r>
         <w:rPr>
           <w:color w:val="auto"/>
           <w:sz w:val="18"/>
           <w:szCs w:val="18"/>
         </w:rPr>
+        <w:t>V-Learning</w:t>
+      </w:r>
+      <w:proofErr w:type="spellEnd"/>
+      <w:r>
+        <w:rPr>
+          <w:color w:val="auto"/>
+          <w:sz w:val="18"/>
+          <w:szCs w:val="18"/>
+        </w:rPr>
+        <w:t xml:space="preserve"> apresenta maior eficiência em comparação com o </w:t>
+      </w:r>
+      <w:proofErr w:type="spellStart"/>
+      <w:r>
+        <w:rPr>
+          <w:color w:val="auto"/>
+          <w:sz w:val="18"/>
+          <w:szCs w:val="18"/>
+        </w:rPr>
+        <w:t>Q-Learning</w:t>
+      </w:r>
+      <w:proofErr w:type="spellEnd"/>
+      <w:r>
+        <w:rPr>
+          <w:color w:val="auto"/>
+          <w:sz w:val="18"/>
+          <w:szCs w:val="18"/>
+        </w:rPr>
+        <w:t xml:space="preserve">, </w:t>
+      </w:r>
+      <w:r>
+        <w:rPr>
+          <w:color w:val="auto"/>
+          <w:sz w:val="18"/>
+          <w:szCs w:val="18"/>
+        </w:rPr>
         <w:t>pois</w:t>
       </w:r>
       <w:r>
@@ -10968,7 +11826,25 @@
           <w:sz w:val="18"/>
           <w:szCs w:val="18"/>
         </w:rPr>
-        <w:t xml:space="preserve"> com um número significativamente menor de movimentos, mesmo quando ambos utilizam o mesmo número de episódios. Além disso, o V-Learning apresenta a vantagem adicional de ser computacionalmente mais leve, demandando menos tempo de execução para um mesmo número de episódios.</w:t>
+        <w:t xml:space="preserve"> com um número significativamente menor de movimentos, mesmo quando ambos utilizam o mesmo número de episódios. Além disso, o </w:t>
+      </w:r>
+      <w:proofErr w:type="spellStart"/>
+      <w:r>
+        <w:rPr>
+          <w:color w:val="auto"/>
+          <w:sz w:val="18"/>
+          <w:szCs w:val="18"/>
+        </w:rPr>
+        <w:t>V-Learning</w:t>
+      </w:r>
+      <w:proofErr w:type="spellEnd"/>
+      <w:r>
+        <w:rPr>
+          <w:color w:val="auto"/>
+          <w:sz w:val="18"/>
+          <w:szCs w:val="18"/>
+        </w:rPr>
+        <w:t xml:space="preserve"> apresenta a vantagem adicional de ser computacionalmente mais leve, demandando menos tempo de execução para um mesmo número de episódios.</w:t>
       </w:r>
     </w:p>
     <w:p>
@@ -11107,8 +11983,17 @@
           <w:sz w:val="16"/>
           <w:szCs w:val="16"/>
         </w:rPr>
-        <w:t>NN V-Learning</w:t>
-      </w:r>
+        <w:t xml:space="preserve">NN </w:t>
+      </w:r>
+      <w:proofErr w:type="spellStart"/>
+      <w:r>
+        <w:rPr>
+          <w:sz w:val="16"/>
+          <w:szCs w:val="16"/>
+        </w:rPr>
+        <w:t>V-Learning</w:t>
+      </w:r>
+      <w:proofErr w:type="spellEnd"/>
     </w:p>
     <w:tbl>
       <w:tblPr>
@@ -11126,8 +12011,7 @@
       <w:tblGrid>
         <w:gridCol w:w="1418"/>
         <w:gridCol w:w="992"/>
-        <w:gridCol w:w="142"/>
-        <w:gridCol w:w="1134"/>
+        <w:gridCol w:w="1276"/>
         <w:gridCol w:w="1134"/>
       </w:tblGrid>
       <w:tr>
@@ -11165,8 +12049,7 @@
         </w:tc>
         <w:tc>
           <w:tcPr>
-            <w:tcW w:w="1134" w:type="dxa"/>
-            <w:gridSpan w:val="2"/>
+            <w:tcW w:w="992" w:type="dxa"/>
             <w:tcBorders>
               <w:left w:val="single" w:sz="18" w:space="0" w:color="FFFFFF"/>
             </w:tcBorders>
@@ -11195,7 +12078,7 @@
         </w:tc>
         <w:tc>
           <w:tcPr>
-            <w:tcW w:w="1134" w:type="dxa"/>
+            <w:tcW w:w="1276" w:type="dxa"/>
             <w:tcBorders>
               <w:bottom w:val="single" w:sz="18" w:space="0" w:color="FFFFFF"/>
             </w:tcBorders>
@@ -11272,8 +12155,17 @@
                 <w:sz w:val="16"/>
                 <w:szCs w:val="16"/>
               </w:rPr>
-              <w:t>NN V-Learning</w:t>
+              <w:t xml:space="preserve">NN </w:t>
             </w:r>
+            <w:proofErr w:type="spellStart"/>
+            <w:r>
+              <w:rPr>
+                <w:sz w:val="16"/>
+                <w:szCs w:val="16"/>
+              </w:rPr>
+              <w:t>V-Learning</w:t>
+            </w:r>
+            <w:proofErr w:type="spellEnd"/>
           </w:p>
         </w:tc>
         <w:tc>
@@ -11303,7 +12195,6 @@
         <w:tc>
           <w:tcPr>
             <w:tcW w:w="1276" w:type="dxa"/>
-            <w:gridSpan w:val="2"/>
             <w:tcBorders>
               <w:top w:val="single" w:sz="18" w:space="0" w:color="FFFFFF"/>
             </w:tcBorders>
@@ -11401,13 +12292,23 @@
         </w:rPr>
         <w:t xml:space="preserve">NN </w:t>
       </w:r>
+      <w:proofErr w:type="spellStart"/>
       <w:r>
         <w:rPr>
           <w:color w:val="auto"/>
           <w:sz w:val="18"/>
           <w:szCs w:val="18"/>
         </w:rPr>
-        <w:t xml:space="preserve">V-Learning apresenta um comportamento qualitativamente distinto. </w:t>
+        <w:t>V-Learning</w:t>
+      </w:r>
+      <w:proofErr w:type="spellEnd"/>
+      <w:r>
+        <w:rPr>
+          <w:color w:val="auto"/>
+          <w:sz w:val="18"/>
+          <w:szCs w:val="18"/>
+        </w:rPr>
+        <w:t xml:space="preserve"> apresenta um comportamento qualitativamente distinto. </w:t>
       </w:r>
       <w:r>
         <w:rPr>
@@ -11617,7 +12518,61 @@
           <w:sz w:val="18"/>
           <w:szCs w:val="18"/>
         </w:rPr>
-        <w:t>Neste trabalho, implementamos e analisamos diferentes algoritmos de aprendizado por reforço aplicados a puzzles multidimensionais, incluindo Q-Learning tabular, V-Learning tabular e NN V-Learning.</w:t>
+        <w:t xml:space="preserve">Neste trabalho, implementamos e analisamos diferentes algoritmos de aprendizado por reforço aplicados a puzzles multidimensionais, incluindo </w:t>
+      </w:r>
+      <w:proofErr w:type="spellStart"/>
+      <w:r>
+        <w:rPr>
+          <w:color w:val="auto"/>
+          <w:sz w:val="18"/>
+          <w:szCs w:val="18"/>
+        </w:rPr>
+        <w:t>Q-Learning</w:t>
+      </w:r>
+      <w:proofErr w:type="spellEnd"/>
+      <w:r>
+        <w:rPr>
+          <w:color w:val="auto"/>
+          <w:sz w:val="18"/>
+          <w:szCs w:val="18"/>
+        </w:rPr>
+        <w:t xml:space="preserve"> tabular, </w:t>
+      </w:r>
+      <w:proofErr w:type="spellStart"/>
+      <w:r>
+        <w:rPr>
+          <w:color w:val="auto"/>
+          <w:sz w:val="18"/>
+          <w:szCs w:val="18"/>
+        </w:rPr>
+        <w:t>V-Learning</w:t>
+      </w:r>
+      <w:proofErr w:type="spellEnd"/>
+      <w:r>
+        <w:rPr>
+          <w:color w:val="auto"/>
+          <w:sz w:val="18"/>
+          <w:szCs w:val="18"/>
+        </w:rPr>
+        <w:t xml:space="preserve"> tabular e NN </w:t>
+      </w:r>
+      <w:proofErr w:type="spellStart"/>
+      <w:r>
+        <w:rPr>
+          <w:color w:val="auto"/>
+          <w:sz w:val="18"/>
+          <w:szCs w:val="18"/>
+        </w:rPr>
+        <w:t>V-Learning</w:t>
+      </w:r>
+      <w:proofErr w:type="spellEnd"/>
+      <w:r>
+        <w:rPr>
+          <w:color w:val="auto"/>
+          <w:sz w:val="18"/>
+          <w:szCs w:val="18"/>
+        </w:rPr>
+        <w:t>.</w:t>
       </w:r>
       <w:r>
         <w:rPr>
@@ -11661,15 +12616,43 @@
           <w:sz w:val="18"/>
           <w:szCs w:val="18"/>
         </w:rPr>
-        <w:t xml:space="preserve"> em formato hipercuboide</w:t>
-      </w:r>
+        <w:t xml:space="preserve"> em formato </w:t>
+      </w:r>
+      <w:proofErr w:type="spellStart"/>
       <w:r>
         <w:rPr>
           <w:color w:val="auto"/>
           <w:sz w:val="18"/>
           <w:szCs w:val="18"/>
         </w:rPr>
-        <w:t xml:space="preserve"> não pode ser facilmente solucionada pelos algoritmos analisados com os parâmetros utilizados. Apenas os puzzles mais simples, de 1x1x1x2 a 1x1x2x2, foram resolvidos de forma consistente, enquanto puzzles intermediários, como 1x1x3x3, exigiram aumento significativo de episódios ou passos, especialmente para o NN V-Learning. </w:t>
+        <w:t>hipercuboide</w:t>
+      </w:r>
+      <w:proofErr w:type="spellEnd"/>
+      <w:r>
+        <w:rPr>
+          <w:color w:val="auto"/>
+          <w:sz w:val="18"/>
+          <w:szCs w:val="18"/>
+        </w:rPr>
+        <w:t xml:space="preserve"> não pode ser facilmente solucionada pelos algoritmos analisados com os parâmetros utilizados. Apenas os puzzles mais simples, de 1x1x1x2 a 1x1x2x2, foram resolvidos de forma consistente, enquanto puzzles intermediários, como 1x1x3x3, exigiram aumento significativo de episódios ou passos, especialmente para o NN </w:t>
+      </w:r>
+      <w:proofErr w:type="spellStart"/>
+      <w:r>
+        <w:rPr>
+          <w:color w:val="auto"/>
+          <w:sz w:val="18"/>
+          <w:szCs w:val="18"/>
+        </w:rPr>
+        <w:t>V-Learning</w:t>
+      </w:r>
+      <w:proofErr w:type="spellEnd"/>
+      <w:r>
+        <w:rPr>
+          <w:color w:val="auto"/>
+          <w:sz w:val="18"/>
+          <w:szCs w:val="18"/>
+        </w:rPr>
+        <w:t xml:space="preserve">. </w:t>
       </w:r>
     </w:p>
     <w:p>
@@ -11824,7 +12807,25 @@
           <w:sz w:val="18"/>
           <w:szCs w:val="18"/>
         </w:rPr>
-        <w:t>Explorar diferentes arquiteturas de redes neurais para o NN V-Learning, visando otimizar a aprendizagem e a eficiência na resolução de puzzles mais complexos.</w:t>
+        <w:t xml:space="preserve">Explorar diferentes arquiteturas de redes neurais para o NN </w:t>
+      </w:r>
+      <w:proofErr w:type="spellStart"/>
+      <w:r>
+        <w:rPr>
+          <w:color w:val="auto"/>
+          <w:sz w:val="18"/>
+          <w:szCs w:val="18"/>
+        </w:rPr>
+        <w:t>V-Learning</w:t>
+      </w:r>
+      <w:proofErr w:type="spellEnd"/>
+      <w:r>
+        <w:rPr>
+          <w:color w:val="auto"/>
+          <w:sz w:val="18"/>
+          <w:szCs w:val="18"/>
+        </w:rPr>
+        <w:t>, visando otimizar a aprendizagem e a eficiência na resolução de puzzles mais complexos.</w:t>
       </w:r>
     </w:p>
     <w:p>
@@ -11874,6 +12875,38 @@
           <w:szCs w:val="18"/>
         </w:rPr>
         <w:t>.</w:t>
+      </w:r>
+    </w:p>
+    <w:p>
+      <w:pPr>
+        <w:pStyle w:val="LO-normal"/>
+        <w:numPr>
+          <w:ilvl w:val="0"/>
+          <w:numId w:val="12"/>
+        </w:numPr>
+        <w:spacing w:line="276" w:lineRule="auto"/>
+        <w:jc w:val="both"/>
+        <w:rPr>
+          <w:color w:val="auto"/>
+          <w:sz w:val="18"/>
+          <w:szCs w:val="18"/>
+        </w:rPr>
+      </w:pPr>
+      <w:r>
+        <w:rPr>
+          <w:color w:val="auto"/>
+          <w:sz w:val="18"/>
+          <w:szCs w:val="18"/>
+        </w:rPr>
+        <w:t>Comparar</w:t>
+      </w:r>
+      <w:r>
+        <w:rPr>
+          <w:color w:val="auto"/>
+          <w:sz w:val="18"/>
+          <w:szCs w:val="18"/>
+        </w:rPr>
+        <w:t xml:space="preserve"> o desempenho em puzzles simples com mais que quatro dimensões a fim de descobrir como o aumento de dimensionalidade afeta a performance dos algoritmos.</w:t>
       </w:r>
     </w:p>
     <w:p>
@@ -12027,7 +13060,25 @@
           <w:szCs w:val="18"/>
           <w:lang w:val="en-GB"/>
         </w:rPr>
-        <w:t>, v. 32, n. 1, p. 33–40, 7 nov. 2009.</w:t>
+        <w:t xml:space="preserve">, v. 32, n. 1, p. 33–40, 7 </w:t>
+      </w:r>
+      <w:proofErr w:type="spellStart"/>
+      <w:r>
+        <w:rPr>
+          <w:sz w:val="18"/>
+          <w:szCs w:val="18"/>
+          <w:lang w:val="en-GB"/>
+        </w:rPr>
+        <w:t>nov.</w:t>
+      </w:r>
+      <w:proofErr w:type="spellEnd"/>
+      <w:r>
+        <w:rPr>
+          <w:sz w:val="18"/>
+          <w:szCs w:val="18"/>
+          <w:lang w:val="en-GB"/>
+        </w:rPr>
+        <w:t xml:space="preserve"> 2009.</w:t>
       </w:r>
     </w:p>
     <w:p>
@@ -12170,8 +13221,73 @@
           <w:sz w:val="18"/>
           <w:szCs w:val="18"/>
         </w:rPr>
-        <w:t xml:space="preserve"> NELSON, Roice. Abstracting the Rubik’s Cube. Publicado em </w:t>
-      </w:r>
+        <w:t xml:space="preserve"> NELSON, </w:t>
+      </w:r>
+      <w:proofErr w:type="spellStart"/>
+      <w:r>
+        <w:rPr>
+          <w:sz w:val="18"/>
+          <w:szCs w:val="18"/>
+        </w:rPr>
+        <w:t>Roice</w:t>
+      </w:r>
+      <w:proofErr w:type="spellEnd"/>
+      <w:r>
+        <w:rPr>
+          <w:sz w:val="18"/>
+          <w:szCs w:val="18"/>
+        </w:rPr>
+        <w:t xml:space="preserve">. </w:t>
+      </w:r>
+      <w:proofErr w:type="spellStart"/>
+      <w:r>
+        <w:rPr>
+          <w:sz w:val="18"/>
+          <w:szCs w:val="18"/>
+        </w:rPr>
+        <w:t>Abstracting</w:t>
+      </w:r>
+      <w:proofErr w:type="spellEnd"/>
+      <w:r>
+        <w:rPr>
+          <w:sz w:val="18"/>
+          <w:szCs w:val="18"/>
+        </w:rPr>
+        <w:t xml:space="preserve"> </w:t>
+      </w:r>
+      <w:proofErr w:type="spellStart"/>
+      <w:r>
+        <w:rPr>
+          <w:sz w:val="18"/>
+          <w:szCs w:val="18"/>
+        </w:rPr>
+        <w:t>the</w:t>
+      </w:r>
+      <w:proofErr w:type="spellEnd"/>
+      <w:r>
+        <w:rPr>
+          <w:sz w:val="18"/>
+          <w:szCs w:val="18"/>
+        </w:rPr>
+        <w:t xml:space="preserve"> </w:t>
+      </w:r>
+      <w:proofErr w:type="spellStart"/>
+      <w:r>
+        <w:rPr>
+          <w:sz w:val="18"/>
+          <w:szCs w:val="18"/>
+        </w:rPr>
+        <w:t>Rubik’s</w:t>
+      </w:r>
+      <w:proofErr w:type="spellEnd"/>
+      <w:r>
+        <w:rPr>
+          <w:sz w:val="18"/>
+          <w:szCs w:val="18"/>
+        </w:rPr>
+        <w:t xml:space="preserve"> Cube. Publicado em </w:t>
+      </w:r>
+      <w:proofErr w:type="spellStart"/>
       <w:r>
         <w:rPr>
           <w:b/>
@@ -12179,14 +13295,67 @@
           <w:sz w:val="18"/>
           <w:szCs w:val="18"/>
         </w:rPr>
-        <w:t>Math Horizons</w:t>
-      </w:r>
-      <w:r>
-        <w:rPr>
-          <w:sz w:val="18"/>
-          <w:szCs w:val="18"/>
-        </w:rPr>
-        <w:t xml:space="preserve"> (Taylor &amp; Francis Group), 7 mar. 2018. Disponível em: https://roice3.org/papers/abstracting_rubiks_cube.pdf. Acesso em: </w:t>
+        <w:t>Math</w:t>
+      </w:r>
+      <w:proofErr w:type="spellEnd"/>
+      <w:r>
+        <w:rPr>
+          <w:b/>
+          <w:bCs/>
+          <w:sz w:val="18"/>
+          <w:szCs w:val="18"/>
+        </w:rPr>
+        <w:t xml:space="preserve"> </w:t>
+      </w:r>
+      <w:proofErr w:type="spellStart"/>
+      <w:r>
+        <w:rPr>
+          <w:b/>
+          <w:bCs/>
+          <w:sz w:val="18"/>
+          <w:szCs w:val="18"/>
+        </w:rPr>
+        <w:t>Horizons</w:t>
+      </w:r>
+      <w:proofErr w:type="spellEnd"/>
+      <w:r>
+        <w:rPr>
+          <w:sz w:val="18"/>
+          <w:szCs w:val="18"/>
+        </w:rPr>
+        <w:t xml:space="preserve"> (Taylor &amp; Francis </w:t>
+      </w:r>
+      <w:proofErr w:type="spellStart"/>
+      <w:r>
+        <w:rPr>
+          <w:sz w:val="18"/>
+          <w:szCs w:val="18"/>
+        </w:rPr>
+        <w:t>Group</w:t>
+      </w:r>
+      <w:proofErr w:type="spellEnd"/>
+      <w:r>
+        <w:rPr>
+          <w:sz w:val="18"/>
+          <w:szCs w:val="18"/>
+        </w:rPr>
+        <w:t xml:space="preserve">), </w:t>
+      </w:r>
+      <w:proofErr w:type="gramStart"/>
+      <w:r>
+        <w:rPr>
+          <w:sz w:val="18"/>
+          <w:szCs w:val="18"/>
+        </w:rPr>
+        <w:t>7 mar</w:t>
+      </w:r>
+      <w:proofErr w:type="gramEnd"/>
+      <w:r>
+        <w:rPr>
+          <w:sz w:val="18"/>
+          <w:szCs w:val="18"/>
+        </w:rPr>
+        <w:t xml:space="preserve">. 2018. Disponível em: https://roice3.org/papers/abstracting_rubiks_cube.pdf. Acesso em: </w:t>
       </w:r>
       <w:r>
         <w:rPr>
@@ -12308,7 +13477,25 @@
           <w:szCs w:val="18"/>
           <w:lang w:val="en-GB"/>
         </w:rPr>
-        <w:t>, v. 65, n. 1, p. 27, 1 fev. 1992.</w:t>
+        <w:t xml:space="preserve">, v. 65, n. 1, p. 27, 1 </w:t>
+      </w:r>
+      <w:proofErr w:type="spellStart"/>
+      <w:r>
+        <w:rPr>
+          <w:sz w:val="18"/>
+          <w:szCs w:val="18"/>
+          <w:lang w:val="en-GB"/>
+        </w:rPr>
+        <w:t>fev</w:t>
+      </w:r>
+      <w:proofErr w:type="spellEnd"/>
+      <w:r>
+        <w:rPr>
+          <w:sz w:val="18"/>
+          <w:szCs w:val="18"/>
+          <w:lang w:val="en-GB"/>
+        </w:rPr>
+        <w:t>. 1992.</w:t>
       </w:r>
     </w:p>
     <w:p>
@@ -12359,8 +13546,19 @@
           <w:sz w:val="18"/>
           <w:szCs w:val="18"/>
         </w:rPr>
-        <w:t>3×3×3×3 - Hypercubing</w:t>
-      </w:r>
+        <w:t xml:space="preserve">3×3×3×3 - </w:t>
+      </w:r>
+      <w:proofErr w:type="spellStart"/>
+      <w:r>
+        <w:rPr>
+          <w:b/>
+          <w:bCs/>
+          <w:sz w:val="18"/>
+          <w:szCs w:val="18"/>
+        </w:rPr>
+        <w:t>Hypercubing</w:t>
+      </w:r>
+      <w:proofErr w:type="spellEnd"/>
       <w:r>
         <w:rPr>
           <w:sz w:val="18"/>
@@ -12408,6 +13606,7 @@
         </w:rPr>
         <w:t xml:space="preserve"> </w:t>
       </w:r>
+      <w:proofErr w:type="spellStart"/>
       <w:r>
         <w:rPr>
           <w:b/>
@@ -12415,8 +13614,29 @@
           <w:sz w:val="18"/>
           <w:szCs w:val="18"/>
         </w:rPr>
-        <w:t>Hypercuboids - Hypercubing</w:t>
-      </w:r>
+        <w:t>Hypercuboids</w:t>
+      </w:r>
+      <w:proofErr w:type="spellEnd"/>
+      <w:r>
+        <w:rPr>
+          <w:b/>
+          <w:bCs/>
+          <w:sz w:val="18"/>
+          <w:szCs w:val="18"/>
+        </w:rPr>
+        <w:t xml:space="preserve"> - </w:t>
+      </w:r>
+      <w:proofErr w:type="spellStart"/>
+      <w:r>
+        <w:rPr>
+          <w:b/>
+          <w:bCs/>
+          <w:sz w:val="18"/>
+          <w:szCs w:val="18"/>
+        </w:rPr>
+        <w:t>Hypercubing</w:t>
+      </w:r>
+      <w:proofErr w:type="spellEnd"/>
       <w:r>
         <w:rPr>
           <w:sz w:val="18"/>
@@ -12424,13 +13644,59 @@
         </w:rPr>
         <w:t xml:space="preserve">. Disponível em: https://hypercubing.xyz/puzzles/hypercuboids/. </w:t>
       </w:r>
+      <w:proofErr w:type="spellStart"/>
       <w:r>
         <w:rPr>
           <w:sz w:val="18"/>
           <w:szCs w:val="18"/>
           <w:lang w:val="en-GB"/>
         </w:rPr>
-        <w:t>Acesso em: 18 dez. 2025.</w:t>
+        <w:t>Acesso</w:t>
+      </w:r>
+      <w:proofErr w:type="spellEnd"/>
+      <w:r>
+        <w:rPr>
+          <w:sz w:val="18"/>
+          <w:szCs w:val="18"/>
+          <w:lang w:val="en-GB"/>
+        </w:rPr>
+        <w:t xml:space="preserve"> </w:t>
+      </w:r>
+      <w:proofErr w:type="spellStart"/>
+      <w:r>
+        <w:rPr>
+          <w:sz w:val="18"/>
+          <w:szCs w:val="18"/>
+          <w:lang w:val="en-GB"/>
+        </w:rPr>
+        <w:t>em</w:t>
+      </w:r>
+      <w:proofErr w:type="spellEnd"/>
+      <w:r>
+        <w:rPr>
+          <w:sz w:val="18"/>
+          <w:szCs w:val="18"/>
+          <w:lang w:val="en-GB"/>
+        </w:rPr>
+        <w:t xml:space="preserve">: 18 </w:t>
+      </w:r>
+      <w:proofErr w:type="spellStart"/>
+      <w:r>
+        <w:rPr>
+          <w:sz w:val="18"/>
+          <w:szCs w:val="18"/>
+          <w:lang w:val="en-GB"/>
+        </w:rPr>
+        <w:t>dez</w:t>
+      </w:r>
+      <w:proofErr w:type="spellEnd"/>
+      <w:r>
+        <w:rPr>
+          <w:sz w:val="18"/>
+          <w:szCs w:val="18"/>
+          <w:lang w:val="en-GB"/>
+        </w:rPr>
+        <w:t>. 2025.</w:t>
       </w:r>
       <w:r>
         <w:rPr>
@@ -12496,7 +13762,51 @@
           <w:szCs w:val="18"/>
           <w:lang w:val="en-GB"/>
         </w:rPr>
-        <w:t>GitHub - simulatedScience/Twisty_Puzzle_Program: A Program to digitalize twisty puzzles, save algorithms as well as solving strategies for them and solve them with an AI based on Q-Learning with Neural Networks.</w:t>
+        <w:t xml:space="preserve">GitHub - </w:t>
+      </w:r>
+      <w:proofErr w:type="spellStart"/>
+      <w:r>
+        <w:rPr>
+          <w:b/>
+          <w:bCs/>
+          <w:sz w:val="18"/>
+          <w:szCs w:val="18"/>
+          <w:lang w:val="en-GB"/>
+        </w:rPr>
+        <w:t>simulatedScience</w:t>
+      </w:r>
+      <w:proofErr w:type="spellEnd"/>
+      <w:r>
+        <w:rPr>
+          <w:b/>
+          <w:bCs/>
+          <w:sz w:val="18"/>
+          <w:szCs w:val="18"/>
+          <w:lang w:val="en-GB"/>
+        </w:rPr>
+        <w:t>/</w:t>
+      </w:r>
+      <w:proofErr w:type="spellStart"/>
+      <w:r>
+        <w:rPr>
+          <w:b/>
+          <w:bCs/>
+          <w:sz w:val="18"/>
+          <w:szCs w:val="18"/>
+          <w:lang w:val="en-GB"/>
+        </w:rPr>
+        <w:t>Twisty_Puzzle_Program</w:t>
+      </w:r>
+      <w:proofErr w:type="spellEnd"/>
+      <w:r>
+        <w:rPr>
+          <w:b/>
+          <w:bCs/>
+          <w:sz w:val="18"/>
+          <w:szCs w:val="18"/>
+          <w:lang w:val="en-GB"/>
+        </w:rPr>
+        <w:t>: A Program to digitalize twisty puzzles, save algorithms as well as solving strategies for them and solve them with an AI based on Q-Learning with Neural Networks.</w:t>
       </w:r>
       <w:r>
         <w:rPr>
@@ -12976,7 +14286,27 @@
         <w:sz w:val="18"/>
         <w:szCs w:val="18"/>
       </w:rPr>
-      <w:t>DOI: 10.xxxx/s11468-014-9759-3</w:t>
+      <w:t xml:space="preserve">DOI: </w:t>
+    </w:r>
+    <w:proofErr w:type="gramStart"/>
+    <w:r>
+      <w:rPr>
+        <w:b/>
+        <w:color w:val="1F497D"/>
+        <w:sz w:val="18"/>
+        <w:szCs w:val="18"/>
+      </w:rPr>
+      <w:t>10.xxxx</w:t>
+    </w:r>
+    <w:proofErr w:type="gramEnd"/>
+    <w:r>
+      <w:rPr>
+        <w:b/>
+        <w:color w:val="1F497D"/>
+        <w:sz w:val="18"/>
+        <w:szCs w:val="18"/>
+      </w:rPr>
+      <w:t>/s11468-014-9759-3</w:t>
     </w:r>
   </w:p>
   <w:p>
@@ -13480,7 +14810,27 @@
         <w:sz w:val="18"/>
         <w:szCs w:val="18"/>
       </w:rPr>
-      <w:t>Revista de Engenharia e Pesquisa Aplicada, vol, n., p.-p., ano.</w:t>
+      <w:t xml:space="preserve">Revista de Engenharia e Pesquisa Aplicada, </w:t>
+    </w:r>
+    <w:proofErr w:type="spellStart"/>
+    <w:r>
+      <w:rPr>
+        <w:b/>
+        <w:color w:val="1F497D"/>
+        <w:sz w:val="18"/>
+        <w:szCs w:val="18"/>
+      </w:rPr>
+      <w:t>vol</w:t>
+    </w:r>
+    <w:proofErr w:type="spellEnd"/>
+    <w:r>
+      <w:rPr>
+        <w:b/>
+        <w:color w:val="1F497D"/>
+        <w:sz w:val="18"/>
+        <w:szCs w:val="18"/>
+      </w:rPr>
+      <w:t>, n., p.-p., ano.</w:t>
     </w:r>
   </w:p>
 </w:hdr>
